--- a/manuscript/Supporting_Information_polyAPC_Angew.docx
+++ b/manuscript/Supporting_Information_polyAPC_Angew.docx
@@ -85,7 +85,7 @@
         <w:spacing w:line="312" w:lineRule="auto"/>
       </w:pPr>
       <w:r>
-        <w:t>Mg||Mo6S8 cells were cycled galvanostatically at 0.5C and 1C; capacity retention is reported relative to the stabilized reversible capacity at cycle 5, with cycles 1–4 treated as formation. Symmetric Mg||Mg cells were cycled at 0.5 mA cm-2 and 0.5 mAh cm-2. Multi-rate cyclic voltammetry, potentiodynamic (Tafel) polarization, and critical-current-density tests were performed as described in the main text. Average Coulombic efficiency on Cu was evaluated with the Aurbach reservoir (macrocycling) protocol.[29] Mg2+ transference numbers were determined by the Bruce–Vincent steady-state method, combining potentiostatic polarization with impedance before and after polarization.[28] In situ electrochemical impedance spectra were acquired after each plating step and analyzed by the distribution of relaxation times.[31]</w:t>
+        <w:t>Mg||Mo6S8 cells were cycled galvanostatically at 0.5C and 1C; capacity retention is reported relative to the stabilized reversible capacity at cycle 5, with cycles 1–4 treated as formation. Symmetric Mg||Mg cells were cycled at 0.5 mA cm-2 and 0.5 mAh cm-2. Multi-rate cyclic voltammetry, potentiodynamic (Tafel) polarization, and critical-current-density tests were performed as described in the main text. Average Coulombic efficiency on Cu was evaluated with the Aurbach reservoir (macrocycling) protocol.[29] Mg2+ transference numbers were determined by the Bruce–Vincent steady-state method, combining potentiostatic polarization with impedance before and after polarization.[28] In situ electrochemical impedance spectra were acquired after each plating step and analyzed by the distribution of relaxation times.[34]</w:t>
       </w:r>
     </w:p>
     <w:p>
@@ -103,7 +103,7 @@
         <w:spacing w:line="312" w:lineRule="auto"/>
       </w:pPr>
       <w:r>
-        <w:t>Time-of-flight secondary-ion mass spectrometry (ToF-SIMS) was performed in negative-ion mode with Cs+ sputter depth profiling; intensities were corrected for the borosilicate-separator baseline, and only the poly-APC excess above that baseline was assigned to the POSS layer. X-ray photoelectron spectroscopy (XPS) used Al Kα radiation with Ar+ sputter depth profiling (0/10/20 nm); spectra were charge-referenced to adventitious C 1s at 284.8 eV, background-subtracted with a Shirley function,[32] and fitted with Gaussian–Lorentzian GL(30) line shapes. Raman spectroscopy, X-ray diffraction (for Mg texture), and scanning electron microscopy with energy-dispersive X-ray spectroscopy (SEM/EDS) were performed on cycled electrodes. The EDS silicon signal localizes on the glass-fiber separator and is an artifact, so the silicon-enrichment result rests on ToF-SIMS.</w:t>
+        <w:t>Time-of-flight secondary-ion mass spectrometry (ToF-SIMS) was performed in negative-ion mode with Cs+ sputter depth profiling; intensities were corrected for the borosilicate-separator baseline, and only the poly-APC excess above that baseline was assigned to the POSS layer. X-ray photoelectron spectroscopy (XPS) used Al Kα radiation with Ar+ sputter depth profiling (0/10/20 nm); spectra were charge-referenced to adventitious C 1s at 284.8 eV, background-subtracted with a Shirley function,[35] and fitted with Gaussian–Lorentzian GL(30) line shapes. Raman spectroscopy, X-ray diffraction (for Mg texture), and scanning electron microscopy with energy-dispersive X-ray spectroscopy (SEM/EDS) were performed on cycled electrodes. The EDS silicon signal localizes on the glass-fiber separator and is an artifact, so the silicon-enrichment result rests on ToF-SIMS.</w:t>
       </w:r>
     </w:p>
     <w:p>
@@ -131,7 +131,7 @@
         <w:spacing w:line="312" w:lineRule="auto"/>
       </w:pPr>
       <w:r>
-        <w:t>Molecular calculations used the B3LYP functional[21,22] with the D3(BJ) dispersion correction[23] and def2-TZVP//def2-SVP basis sets,[24] together with the SMD continuum solvation model for THF.[25] APC anion and cation structures were optimized and frequency-verified, and relative free energies at 298 K defined the Schlenk speciation. Vertical and adiabatic ionization potentials and electron affinities were converted to potentials versus Mg2+/Mg, and stepwise reductive-decomposition pathways were mapped. Electron affinities were cross-checked with the ωB97X-D[33] and M06-2X[34] functionals, and wavefunction and electrostatic-potential analysis used Multiwfn.[35]</w:t>
+        <w:t>Molecular calculations used the B3LYP functional[21,22] with the D3(BJ) dispersion correction[23] and def2-TZVP//def2-SVP basis sets,[24] together with the SMD continuum solvation model for THF.[25] APC anion and cation structures were optimized and frequency-verified, and relative free energies at 298 K defined the Schlenk speciation. Vertical and adiabatic ionization potentials and electron affinities were converted to potentials versus Mg2+/Mg, and stepwise reductive-decomposition pathways were mapped. Electron affinities were cross-checked with the ωB97X-D[36] and M06-2X[37] functionals, and wavefunction and electrostatic-potential analysis used Multiwfn.[38]</w:t>
       </w:r>
     </w:p>
     <w:p>
@@ -149,7 +149,7 @@
         <w:spacing w:line="312" w:lineRule="auto"/>
       </w:pPr>
       <w:r>
-        <w:t>Periodic calculations used CP2K[30] with the PBE functional[36] and D3 dispersion,[23] GTH pseudopotentials,[37] and MOLOPT basis sets.[38] A Mg(0001) slab, with its work function validated against experiment, was used to compute Al adatom adsorption, Al substitution and Mg–Al alloying energetics, candidate-SEI formation energies, densities of states and Mg|SEI band alignment, and Mg2+ migration barriers by the climbing-image nudged elastic band method.[39] Interface ab initio molecular dynamics containing the real cation and aluminate anion were run under constant-potential conditions; the band gaps quoted in the main text are k-point values. Periodic structures were rendered with VESTA.[40]</w:t>
+        <w:t>Periodic calculations used CP2K[30] with the PBE functional[39] and D3 dispersion,[23] GTH pseudopotentials,[40] and MOLOPT basis sets.[41] A Mg(0001) slab, with its work function validated against experiment, was used to compute Al adatom adsorption, Al substitution and Mg–Al alloying energetics, candidate-SEI formation energies, densities of states and Mg|SEI band alignment, and Mg2+ migration barriers by the climbing-image nudged elastic band method.[42] Interface ab initio molecular dynamics containing the real cation and aluminate anion were run under constant-potential conditions; the band gaps quoted in the main text are k-point values. Periodic structures were rendered with VESTA.[43]</w:t>
       </w:r>
     </w:p>
     <w:p>
@@ -167,7 +167,7 @@
         <w:spacing w:line="312" w:lineRule="auto"/>
       </w:pPr>
       <w:r>
-        <w:t>Classical MD used GROMACS[41] with an OPLS all-atom force field,[42] particle-mesh Ewald electrostatics,[43] and a Nosé–Hoover thermostat,[44,45] over 3×100 ns trajectories at 298 K for bare-APC and the cured gel. Radial distribution functions, first-shell coordination numbers, SSIP/CIP/AGG speciation, cation–anion–solvent–network interaction-energy decomposition, self-diffusion coefficients, and Mg2+ transference numbers were extracted from the equilibrated trajectories.</w:t>
+        <w:t>Classical MD used GROMACS[44] with an OPLS all-atom force field,[45] particle-mesh Ewald electrostatics,[46] and a Nosé–Hoover thermostat,[47,48] over 3×100 ns trajectories at 298 K for bare-APC and the cured gel. Radial distribution functions, first-shell coordination numbers, SSIP/CIP/AGG speciation, cation–anion–solvent–network interaction-energy decomposition, self-diffusion coefficients, and Mg2+ transference numbers were extracted from the equilibrated trajectories.</w:t>
       </w:r>
     </w:p>
     <w:p>
@@ -185,7 +185,7 @@
         <w:spacing w:line="312" w:lineRule="auto"/>
       </w:pPr>
       <w:r>
-        <w:t>For reactive, large-cell, long-time interface simulation, a foundation machine-learning force field (MACE-MP-0,[46] with CHGNet[47] as a cross-check) was fine-tuned on DFT and AIMD reference labels for the {Mg, Al, Cl, O, C, H, Si} system, using an active-learning loop that returned high-uncertainty configurations to DFT. The model was validated against held-out DFT (energy and force mean absolute errors reported in the main text) before production runs of the Mg(0001)|electrolyte interface.</w:t>
+        <w:t>For reactive, large-cell, long-time interface simulation, a foundation machine-learning force field (MACE-MP-0,[49] with CHGNet[50] as a cross-check) was fine-tuned on DFT and AIMD reference labels for the {Mg, Al, Cl, O, C, H, Si} system, using an active-learning loop that returned high-uncertainty configurations to DFT. The model was validated against held-out DFT (energy and force mean absolute errors reported in the main text) before production runs of the Mg(0001)|electrolyte interface.</w:t>
       </w:r>
     </w:p>
     <w:p>
@@ -268,7 +268,7 @@
         <w:spacing w:line="288" w:lineRule="auto"/>
       </w:pPr>
       <w:r>
-        <w:t>[31] T. H. Wan, M. Saccoccio, C. Chen, F. Ciucci, “Influence of the Discretization Methods on the Distribution of Relaxation Times Deconvolution: Implementing Radial Basis Functions with DRTtools,” Electrochim. Acta 2015, 184, 483–499.</w:t>
+        <w:t>[34] T. H. Wan, M. Saccoccio, C. Chen, F. Ciucci, “Influence of the Discretization Methods on the Distribution of Relaxation Times Deconvolution: Implementing Radial Basis Functions with DRTtools,” Electrochim. Acta 2015, 184, 483–499.</w:t>
       </w:r>
     </w:p>
     <w:p>
@@ -276,7 +276,7 @@
         <w:spacing w:line="288" w:lineRule="auto"/>
       </w:pPr>
       <w:r>
-        <w:t>[32] D. A. Shirley, “High-Resolution X-Ray Photoemission Spectrum of the Valence Bands of Gold,” Phys. Rev. B 1972, 5, 4709–4714.</w:t>
+        <w:t>[35] D. A. Shirley, “High-Resolution X-Ray Photoemission Spectrum of the Valence Bands of Gold,” Phys. Rev. B 1972, 5, 4709–4714.</w:t>
       </w:r>
     </w:p>
     <w:p>
@@ -284,7 +284,7 @@
         <w:spacing w:line="288" w:lineRule="auto"/>
       </w:pPr>
       <w:r>
-        <w:t>[33] J.-D. Chai, M. Head-Gordon, “Long-range corrected hybrid density functionals with damped atom–atom dispersion corrections,” Phys. Chem. Chem. Phys. 2008, 10, 6615–6620.</w:t>
+        <w:t>[36] J.-D. Chai, M. Head-Gordon, “Long-range corrected hybrid density functionals with damped atom–atom dispersion corrections,” Phys. Chem. Chem. Phys. 2008, 10, 6615–6620.</w:t>
       </w:r>
     </w:p>
     <w:p>
@@ -292,7 +292,7 @@
         <w:spacing w:line="288" w:lineRule="auto"/>
       </w:pPr>
       <w:r>
-        <w:t>[34] Y. Zhao, D. G. Truhlar, “The M06 suite of density functionals for main-group thermochemistry, kinetics, noncovalent interactions, excited states, and transition elements,” Theor. Chem. Acc. 2008, 120, 215–241.</w:t>
+        <w:t>[37] Y. Zhao, D. G. Truhlar, “The M06 suite of density functionals for main-group thermochemistry, kinetics, noncovalent interactions, excited states, and transition elements,” Theor. Chem. Acc. 2008, 120, 215–241.</w:t>
       </w:r>
     </w:p>
     <w:p>
@@ -300,7 +300,7 @@
         <w:spacing w:line="288" w:lineRule="auto"/>
       </w:pPr>
       <w:r>
-        <w:t>[35] T. Lu, F. Chen, “Multiwfn: A multifunctional wavefunction analyzer,” J. Comput. Chem. 2012, 33, 580–592.</w:t>
+        <w:t>[38] T. Lu, F. Chen, “Multiwfn: A multifunctional wavefunction analyzer,” J. Comput. Chem. 2012, 33, 580–592.</w:t>
       </w:r>
     </w:p>
     <w:p>
@@ -308,7 +308,7 @@
         <w:spacing w:line="288" w:lineRule="auto"/>
       </w:pPr>
       <w:r>
-        <w:t>[36] J. P. Perdew, K. Burke, M. Ernzerhof, “Generalized Gradient Approximation Made Simple,” Phys. Rev. Lett. 1996, 77, 3865–3868.</w:t>
+        <w:t>[39] J. P. Perdew, K. Burke, M. Ernzerhof, “Generalized Gradient Approximation Made Simple,” Phys. Rev. Lett. 1996, 77, 3865–3868.</w:t>
       </w:r>
     </w:p>
     <w:p>
@@ -316,7 +316,7 @@
         <w:spacing w:line="288" w:lineRule="auto"/>
       </w:pPr>
       <w:r>
-        <w:t>[37] S. Goedecker, M. Teter, J. Hutter, “Separable dual-space Gaussian pseudopotentials,” Phys. Rev. B 1996, 54, 1703–1710.</w:t>
+        <w:t>[40] S. Goedecker, M. Teter, J. Hutter, “Separable dual-space Gaussian pseudopotentials,” Phys. Rev. B 1996, 54, 1703–1710.</w:t>
       </w:r>
     </w:p>
     <w:p>
@@ -324,7 +324,7 @@
         <w:spacing w:line="288" w:lineRule="auto"/>
       </w:pPr>
       <w:r>
-        <w:t>[38] J. VandeVondele, J. Hutter, “Gaussian basis sets for accurate calculations on molecular systems in gas and condensed phases,” J. Chem. Phys. 2007, 127, 114105.</w:t>
+        <w:t>[41] J. VandeVondele, J. Hutter, “Gaussian basis sets for accurate calculations on molecular systems in gas and condensed phases,” J. Chem. Phys. 2007, 127, 114105.</w:t>
       </w:r>
     </w:p>
     <w:p>
@@ -332,7 +332,7 @@
         <w:spacing w:line="288" w:lineRule="auto"/>
       </w:pPr>
       <w:r>
-        <w:t>[39] G. Henkelman, B. P. Uberuaga, H. Jónsson, “A climbing image nudged elastic band method for finding saddle points and minimum energy paths,” J. Chem. Phys. 2000, 113, 9901–9904.</w:t>
+        <w:t>[42] G. Henkelman, B. P. Uberuaga, H. Jónsson, “A climbing image nudged elastic band method for finding saddle points and minimum energy paths,” J. Chem. Phys. 2000, 113, 9901–9904.</w:t>
       </w:r>
     </w:p>
     <w:p>
@@ -340,7 +340,7 @@
         <w:spacing w:line="288" w:lineRule="auto"/>
       </w:pPr>
       <w:r>
-        <w:t>[40] K. Momma, F. Izumi, “VESTA 3 for three-dimensional visualization of crystal, volumetric and morphology data,” J. Appl. Crystallogr. 2011, 44, 1272–1276.</w:t>
+        <w:t>[43] K. Momma, F. Izumi, “VESTA 3 for three-dimensional visualization of crystal, volumetric and morphology data,” J. Appl. Crystallogr. 2011, 44, 1272–1276.</w:t>
       </w:r>
     </w:p>
     <w:p>
@@ -348,7 +348,7 @@
         <w:spacing w:line="288" w:lineRule="auto"/>
       </w:pPr>
       <w:r>
-        <w:t>[41] M. J. Abraham, T. Murtola, R. Schulz, S. Páll, J. C. Smith, B. Hess, E. Lindahl, “GROMACS: High performance molecular simulations through multi-level parallelism from laptops to supercomputers,” SoftwareX 2015, 1–2, 19–25.</w:t>
+        <w:t>[44] M. J. Abraham, T. Murtola, R. Schulz, S. Páll, J. C. Smith, B. Hess, E. Lindahl, “GROMACS: High performance molecular simulations through multi-level parallelism from laptops to supercomputers,” SoftwareX 2015, 1–2, 19–25.</w:t>
       </w:r>
     </w:p>
     <w:p>
@@ -356,7 +356,7 @@
         <w:spacing w:line="288" w:lineRule="auto"/>
       </w:pPr>
       <w:r>
-        <w:t>[42] W. L. Jorgensen, D. S. Maxwell, J. Tirado-Rives, “Development and Testing of the OPLS All-Atom Force Field on Conformational Energetics and Properties of Organic Liquids,” J. Am. Chem. Soc. 1996, 118, 11225–11236.</w:t>
+        <w:t>[45] W. L. Jorgensen, D. S. Maxwell, J. Tirado-Rives, “Development and Testing of the OPLS All-Atom Force Field on Conformational Energetics and Properties of Organic Liquids,” J. Am. Chem. Soc. 1996, 118, 11225–11236.</w:t>
       </w:r>
     </w:p>
     <w:p>
@@ -364,7 +364,7 @@
         <w:spacing w:line="288" w:lineRule="auto"/>
       </w:pPr>
       <w:r>
-        <w:t>[43] U. Essmann, L. Perera, M. L. Berkowitz, T. Darden, H. Lee, L. G. Pedersen, “A smooth particle mesh Ewald method,” J. Chem. Phys. 1995, 103, 8577–8593.</w:t>
+        <w:t>[46] U. Essmann, L. Perera, M. L. Berkowitz, T. Darden, H. Lee, L. G. Pedersen, “A smooth particle mesh Ewald method,” J. Chem. Phys. 1995, 103, 8577–8593.</w:t>
       </w:r>
     </w:p>
     <w:p>
@@ -372,7 +372,7 @@
         <w:spacing w:line="288" w:lineRule="auto"/>
       </w:pPr>
       <w:r>
-        <w:t>[44] S. Nosé, “A unified formulation of the constant temperature molecular dynamics methods,” J. Chem. Phys. 1984, 81, 511–519.</w:t>
+        <w:t>[47] S. Nosé, “A unified formulation of the constant temperature molecular dynamics methods,” J. Chem. Phys. 1984, 81, 511–519.</w:t>
       </w:r>
     </w:p>
     <w:p>
@@ -380,7 +380,7 @@
         <w:spacing w:line="288" w:lineRule="auto"/>
       </w:pPr>
       <w:r>
-        <w:t>[45] W. G. Hoover, “Canonical dynamics: Equilibrium phase-space distributions,” Phys. Rev. A 1985, 31, 1695–1697.</w:t>
+        <w:t>[48] W. G. Hoover, “Canonical dynamics: Equilibrium phase-space distributions,” Phys. Rev. A 1985, 31, 1695–1697.</w:t>
       </w:r>
     </w:p>
     <w:p>
@@ -388,7 +388,7 @@
         <w:spacing w:line="288" w:lineRule="auto"/>
       </w:pPr>
       <w:r>
-        <w:t>[46] I. Batatia, et al., “A foundation model for atomistic materials chemistry,” arXiv:2401.00096, 2024.</w:t>
+        <w:t>[49] I. Batatia, et al., “A foundation model for atomistic materials chemistry,” arXiv:2401.00096, 2024.</w:t>
       </w:r>
     </w:p>
     <w:p>
@@ -396,7 +396,7 @@
         <w:spacing w:line="288" w:lineRule="auto"/>
       </w:pPr>
       <w:r>
-        <w:t>[47] B. Deng, P. Zhong, K. Jun, J. Riebesell, K. Han, C. J. Bartel, G. Ceder, “CHGNet as a pretrained universal neural network potential for charge-informed atomistic modelling,” Nat. Mach. Intell. 2023, 5, 1031–1041.</w:t>
+        <w:t>[50] B. Deng, P. Zhong, K. Jun, J. Riebesell, K. Han, C. J. Bartel, G. Ceder, “CHGNet as a pretrained universal neural network potential for charge-informed atomistic modelling,” Nat. Mach. Intell. 2023, 5, 1031–1041.</w:t>
       </w:r>
     </w:p>
     <w:sectPr>

--- a/manuscript/Supporting_Information_polyAPC_Angew.docx
+++ b/manuscript/Supporting_Information_polyAPC_Angew.docx
@@ -49,7 +49,7 @@
         <w:spacing w:line="312" w:lineRule="auto"/>
       </w:pPr>
       <w:r>
-        <w:t>The all-phenyl complex (APC) electrolyte was prepared by reacting AlCl3 with PhMgCl in tetrahydrofuran (THF) following established procedures.[8,12] poly-APC was obtained by adding the octa-functional polyhedral oligomeric silsesquioxane (POSS) monomer to APC and curing it in situ to form a self-standing gel.[16] All preparation and handling were carried out under an inert atmosphere. [Exact compositions, monomer identity, curing agent, and curing conditions to be supplied by the authors.]</w:t>
+        <w:t>The all-phenyl complex (APC) electrolyte was prepared by reacting AlCl3 with PhMgCl in tetrahydrofuran (THF) following established procedures.[8,14] poly-APC was obtained by adding the octa-functional polyhedral oligomeric silsesquioxane (POSS) monomer to APC and curing it in situ to form a self-standing gel.[18] All preparation and handling were carried out under an inert atmosphere. [Exact compositions, monomer identity, curing agent, and curing conditions to be supplied by the authors.]</w:t>
       </w:r>
     </w:p>
     <w:p>
@@ -67,7 +67,7 @@
         <w:spacing w:line="312" w:lineRule="auto"/>
       </w:pPr>
       <w:r>
-        <w:t>Mg||Mo6S8 full cells, Mg||Mg symmetric cells, and Mg||Cu cells were assembled in coin cells with magnesium foil electrodes and glass-fiber (GF/D) separators. Chevrel-phase Mo6S8 cathodes were prepared as described previously.[1,27] [Electrode loadings, areal capacities, and cell formats to be supplied.]</w:t>
+        <w:t>Mg||Mo6S8 full cells, Mg||Mg symmetric cells, and Mg||Cu cells were assembled in coin cells with magnesium foil electrodes and glass-fiber (GF/D) separators. Chevrel-phase Mo6S8 cathodes were prepared as described previously.[1,29] [Electrode loadings, areal capacities, and cell formats to be supplied.]</w:t>
       </w:r>
     </w:p>
     <w:p>
@@ -85,7 +85,7 @@
         <w:spacing w:line="312" w:lineRule="auto"/>
       </w:pPr>
       <w:r>
-        <w:t>Mg||Mo6S8 cells were cycled galvanostatically at 0.5C and 1C; capacity retention is reported relative to the stabilized reversible capacity at cycle 5, with cycles 1–4 treated as formation. Symmetric Mg||Mg cells were cycled at 0.5 mA cm-2 and 0.5 mAh cm-2. Multi-rate cyclic voltammetry, potentiodynamic (Tafel) polarization, and critical-current-density tests were performed as described in the main text. Average Coulombic efficiency on Cu was evaluated with the Aurbach reservoir (macrocycling) protocol.[29] Mg2+ transference numbers were determined by the Bruce–Vincent steady-state method, combining potentiostatic polarization with impedance before and after polarization.[28] In situ electrochemical impedance spectra were acquired after each plating step and analyzed by the distribution of relaxation times.[34]</w:t>
+        <w:t>Mg||Mo6S8 cells were cycled galvanostatically at 0.5C and 1C; capacity retention is reported relative to the stabilized reversible capacity at cycle 5, with cycles 1–4 treated as formation. Symmetric Mg||Mg cells were cycled at 0.5 mA cm-2 and 0.5 mAh cm-2. Multi-rate cyclic voltammetry, potentiodynamic (Tafel) polarization, and critical-current-density tests were performed as described in the main text. Average Coulombic efficiency on Cu was evaluated with the Aurbach reservoir (macrocycling) protocol.[31] Mg2+ transference numbers were determined by the Bruce–Vincent steady-state method, combining potentiostatic polarization with impedance before and after polarization.[30] In situ electrochemical impedance spectra were acquired after each plating step and analyzed by the distribution of relaxation times.[36]</w:t>
       </w:r>
     </w:p>
     <w:p>
@@ -103,7 +103,7 @@
         <w:spacing w:line="312" w:lineRule="auto"/>
       </w:pPr>
       <w:r>
-        <w:t>Time-of-flight secondary-ion mass spectrometry (ToF-SIMS) was performed in negative-ion mode with Cs+ sputter depth profiling; intensities were corrected for the borosilicate-separator baseline, and only the poly-APC excess above that baseline was assigned to the POSS layer. X-ray photoelectron spectroscopy (XPS) used Al Kα radiation with Ar+ sputter depth profiling (0/10/20 nm); spectra were charge-referenced to adventitious C 1s at 284.8 eV, background-subtracted with a Shirley function,[35] and fitted with Gaussian–Lorentzian GL(30) line shapes. Raman spectroscopy, X-ray diffraction (for Mg texture), and scanning electron microscopy with energy-dispersive X-ray spectroscopy (SEM/EDS) were performed on cycled electrodes. The EDS silicon signal localizes on the glass-fiber separator and is an artifact, so the silicon-enrichment result rests on ToF-SIMS.</w:t>
+        <w:t>Time-of-flight secondary-ion mass spectrometry (ToF-SIMS) was performed in negative-ion mode with Cs+ sputter depth profiling; intensities were corrected for the borosilicate-separator baseline, and only the poly-APC excess above that baseline was assigned to the POSS layer. X-ray photoelectron spectroscopy (XPS) used Al Kα radiation with Ar+ sputter depth profiling (0/10/20 nm); spectra were charge-referenced to adventitious C 1s at 284.8 eV, background-subtracted with a Shirley function,[37] and fitted with Gaussian–Lorentzian GL(30) line shapes. Raman spectroscopy, X-ray diffraction (for Mg texture), and scanning electron microscopy with energy-dispersive X-ray spectroscopy (SEM/EDS) were performed on cycled electrodes. The EDS silicon signal localizes on the glass-fiber separator and is an artifact, so the silicon-enrichment result rests on ToF-SIMS.</w:t>
       </w:r>
     </w:p>
     <w:p>
@@ -131,7 +131,7 @@
         <w:spacing w:line="312" w:lineRule="auto"/>
       </w:pPr>
       <w:r>
-        <w:t>Molecular calculations used the B3LYP functional[21,22] with the D3(BJ) dispersion correction[23] and def2-TZVP//def2-SVP basis sets,[24] together with the SMD continuum solvation model for THF.[25] APC anion and cation structures were optimized and frequency-verified, and relative free energies at 298 K defined the Schlenk speciation. Vertical and adiabatic ionization potentials and electron affinities were converted to potentials versus Mg2+/Mg, and stepwise reductive-decomposition pathways were mapped. Electron affinities were cross-checked with the ωB97X-D[36] and M06-2X[37] functionals, and wavefunction and electrostatic-potential analysis used Multiwfn.[38]</w:t>
+        <w:t>Molecular calculations used the B3LYP functional[23,24] with the D3(BJ) dispersion correction[25] and def2-TZVP//def2-SVP basis sets,[26] together with the SMD continuum solvation model for THF.[27] APC anion and cation structures were optimized and frequency-verified, and relative free energies at 298 K defined the Schlenk speciation. Vertical and adiabatic ionization potentials and electron affinities were converted to potentials versus Mg2+/Mg, and stepwise reductive-decomposition pathways were mapped. Electron affinities were cross-checked with the ωB97X-D[38] and M06-2X[39] functionals, and wavefunction and electrostatic-potential analysis used Multiwfn.[40]</w:t>
       </w:r>
     </w:p>
     <w:p>
@@ -149,7 +149,7 @@
         <w:spacing w:line="312" w:lineRule="auto"/>
       </w:pPr>
       <w:r>
-        <w:t>Periodic calculations used CP2K[30] with the PBE functional[39] and D3 dispersion,[23] GTH pseudopotentials,[40] and MOLOPT basis sets.[41] A Mg(0001) slab, with its work function validated against experiment, was used to compute Al adatom adsorption, Al substitution and Mg–Al alloying energetics, candidate-SEI formation energies, densities of states and Mg|SEI band alignment, and Mg2+ migration barriers by the climbing-image nudged elastic band method.[42] Interface ab initio molecular dynamics containing the real cation and aluminate anion were run under constant-potential conditions; the band gaps quoted in the main text are k-point values. Periodic structures were rendered with VESTA.[43]</w:t>
+        <w:t>Periodic calculations used CP2K[32] with the PBE functional[41] and D3 dispersion,[25] GTH pseudopotentials,[42] and MOLOPT basis sets.[43] A Mg(0001) slab, with its work function validated against experiment, was used to compute Al adatom adsorption, Al substitution and Mg–Al alloying energetics, candidate-SEI formation energies, densities of states and Mg|SEI band alignment, and Mg2+ migration barriers by the climbing-image nudged elastic band method.[44] Interface ab initio molecular dynamics containing the real cation and aluminate anion were run under constant-potential conditions; the band gaps quoted in the main text are k-point values. Periodic structures were rendered with VESTA.[45]</w:t>
       </w:r>
     </w:p>
     <w:p>
@@ -167,7 +167,7 @@
         <w:spacing w:line="312" w:lineRule="auto"/>
       </w:pPr>
       <w:r>
-        <w:t>Classical MD used GROMACS[44] with an OPLS all-atom force field,[45] particle-mesh Ewald electrostatics,[46] and a Nosé–Hoover thermostat,[47,48] over 3×100 ns trajectories at 298 K for bare-APC and the cured gel. Radial distribution functions, first-shell coordination numbers, SSIP/CIP/AGG speciation, cation–anion–solvent–network interaction-energy decomposition, self-diffusion coefficients, and Mg2+ transference numbers were extracted from the equilibrated trajectories.</w:t>
+        <w:t>Classical MD used GROMACS[46] with an OPLS all-atom force field,[47] particle-mesh Ewald electrostatics,[48] and a Nosé–Hoover thermostat,[49,50] over 3×100 ns trajectories at 298 K for bare-APC and the cured gel. Radial distribution functions, first-shell coordination numbers, SSIP/CIP/AGG speciation, cation–anion–solvent–network interaction-energy decomposition, self-diffusion coefficients, and Mg2+ transference numbers were extracted from the equilibrated trajectories.</w:t>
       </w:r>
     </w:p>
     <w:p>
@@ -185,7 +185,7 @@
         <w:spacing w:line="312" w:lineRule="auto"/>
       </w:pPr>
       <w:r>
-        <w:t>For reactive, large-cell, long-time interface simulation, a foundation machine-learning force field (MACE-MP-0,[49] with CHGNet[50] as a cross-check) was fine-tuned on DFT and AIMD reference labels for the {Mg, Al, Cl, O, C, H, Si} system, using an active-learning loop that returned high-uncertainty configurations to DFT. The model was validated against held-out DFT (energy and force mean absolute errors reported in the main text) before production runs of the Mg(0001)|electrolyte interface.</w:t>
+        <w:t>For reactive, large-cell, long-time interface simulation, a foundation machine-learning force field (MACE-MP-0,[51] with CHGNet[52] as a cross-check) was fine-tuned on DFT and AIMD reference labels for the {Mg, Al, Cl, O, C, H, Si} system, using an active-learning loop that returned high-uncertainty configurations to DFT. The model was validated against held-out DFT (energy and force mean absolute errors reported in the main text) before production runs of the Mg(0001)|electrolyte interface.</w:t>
       </w:r>
     </w:p>
     <w:p>
@@ -268,7 +268,7 @@
         <w:spacing w:line="288" w:lineRule="auto"/>
       </w:pPr>
       <w:r>
-        <w:t>[34] T. H. Wan, M. Saccoccio, C. Chen, F. Ciucci, “Influence of the Discretization Methods on the Distribution of Relaxation Times Deconvolution: Implementing Radial Basis Functions with DRTtools,” Electrochim. Acta 2015, 184, 483–499.</w:t>
+        <w:t>[36] T. H. Wan, M. Saccoccio, C. Chen, F. Ciucci, “Influence of the Discretization Methods on the Distribution of Relaxation Times Deconvolution: Implementing Radial Basis Functions with DRTtools,” Electrochim. Acta 2015, 184, 483–499.</w:t>
       </w:r>
     </w:p>
     <w:p>
@@ -276,7 +276,7 @@
         <w:spacing w:line="288" w:lineRule="auto"/>
       </w:pPr>
       <w:r>
-        <w:t>[35] D. A. Shirley, “High-Resolution X-Ray Photoemission Spectrum of the Valence Bands of Gold,” Phys. Rev. B 1972, 5, 4709–4714.</w:t>
+        <w:t>[37] D. A. Shirley, “High-Resolution X-Ray Photoemission Spectrum of the Valence Bands of Gold,” Phys. Rev. B 1972, 5, 4709–4714.</w:t>
       </w:r>
     </w:p>
     <w:p>
@@ -284,7 +284,7 @@
         <w:spacing w:line="288" w:lineRule="auto"/>
       </w:pPr>
       <w:r>
-        <w:t>[36] J.-D. Chai, M. Head-Gordon, “Long-range corrected hybrid density functionals with damped atom–atom dispersion corrections,” Phys. Chem. Chem. Phys. 2008, 10, 6615–6620.</w:t>
+        <w:t>[38] J.-D. Chai, M. Head-Gordon, “Long-range corrected hybrid density functionals with damped atom–atom dispersion corrections,” Phys. Chem. Chem. Phys. 2008, 10, 6615–6620.</w:t>
       </w:r>
     </w:p>
     <w:p>
@@ -292,7 +292,7 @@
         <w:spacing w:line="288" w:lineRule="auto"/>
       </w:pPr>
       <w:r>
-        <w:t>[37] Y. Zhao, D. G. Truhlar, “The M06 suite of density functionals for main-group thermochemistry, kinetics, noncovalent interactions, excited states, and transition elements,” Theor. Chem. Acc. 2008, 120, 215–241.</w:t>
+        <w:t>[39] Y. Zhao, D. G. Truhlar, “The M06 suite of density functionals for main-group thermochemistry, kinetics, noncovalent interactions, excited states, and transition elements,” Theor. Chem. Acc. 2008, 120, 215–241.</w:t>
       </w:r>
     </w:p>
     <w:p>
@@ -300,7 +300,7 @@
         <w:spacing w:line="288" w:lineRule="auto"/>
       </w:pPr>
       <w:r>
-        <w:t>[38] T. Lu, F. Chen, “Multiwfn: A multifunctional wavefunction analyzer,” J. Comput. Chem. 2012, 33, 580–592.</w:t>
+        <w:t>[40] T. Lu, F. Chen, “Multiwfn: A multifunctional wavefunction analyzer,” J. Comput. Chem. 2012, 33, 580–592.</w:t>
       </w:r>
     </w:p>
     <w:p>
@@ -308,7 +308,7 @@
         <w:spacing w:line="288" w:lineRule="auto"/>
       </w:pPr>
       <w:r>
-        <w:t>[39] J. P. Perdew, K. Burke, M. Ernzerhof, “Generalized Gradient Approximation Made Simple,” Phys. Rev. Lett. 1996, 77, 3865–3868.</w:t>
+        <w:t>[41] J. P. Perdew, K. Burke, M. Ernzerhof, “Generalized Gradient Approximation Made Simple,” Phys. Rev. Lett. 1996, 77, 3865–3868.</w:t>
       </w:r>
     </w:p>
     <w:p>
@@ -316,7 +316,7 @@
         <w:spacing w:line="288" w:lineRule="auto"/>
       </w:pPr>
       <w:r>
-        <w:t>[40] S. Goedecker, M. Teter, J. Hutter, “Separable dual-space Gaussian pseudopotentials,” Phys. Rev. B 1996, 54, 1703–1710.</w:t>
+        <w:t>[42] S. Goedecker, M. Teter, J. Hutter, “Separable dual-space Gaussian pseudopotentials,” Phys. Rev. B 1996, 54, 1703–1710.</w:t>
       </w:r>
     </w:p>
     <w:p>
@@ -324,7 +324,7 @@
         <w:spacing w:line="288" w:lineRule="auto"/>
       </w:pPr>
       <w:r>
-        <w:t>[41] J. VandeVondele, J. Hutter, “Gaussian basis sets for accurate calculations on molecular systems in gas and condensed phases,” J. Chem. Phys. 2007, 127, 114105.</w:t>
+        <w:t>[43] J. VandeVondele, J. Hutter, “Gaussian basis sets for accurate calculations on molecular systems in gas and condensed phases,” J. Chem. Phys. 2007, 127, 114105.</w:t>
       </w:r>
     </w:p>
     <w:p>
@@ -332,7 +332,7 @@
         <w:spacing w:line="288" w:lineRule="auto"/>
       </w:pPr>
       <w:r>
-        <w:t>[42] G. Henkelman, B. P. Uberuaga, H. Jónsson, “A climbing image nudged elastic band method for finding saddle points and minimum energy paths,” J. Chem. Phys. 2000, 113, 9901–9904.</w:t>
+        <w:t>[44] G. Henkelman, B. P. Uberuaga, H. Jónsson, “A climbing image nudged elastic band method for finding saddle points and minimum energy paths,” J. Chem. Phys. 2000, 113, 9901–9904.</w:t>
       </w:r>
     </w:p>
     <w:p>
@@ -340,7 +340,7 @@
         <w:spacing w:line="288" w:lineRule="auto"/>
       </w:pPr>
       <w:r>
-        <w:t>[43] K. Momma, F. Izumi, “VESTA 3 for three-dimensional visualization of crystal, volumetric and morphology data,” J. Appl. Crystallogr. 2011, 44, 1272–1276.</w:t>
+        <w:t>[45] K. Momma, F. Izumi, “VESTA 3 for three-dimensional visualization of crystal, volumetric and morphology data,” J. Appl. Crystallogr. 2011, 44, 1272–1276.</w:t>
       </w:r>
     </w:p>
     <w:p>
@@ -348,7 +348,7 @@
         <w:spacing w:line="288" w:lineRule="auto"/>
       </w:pPr>
       <w:r>
-        <w:t>[44] M. J. Abraham, T. Murtola, R. Schulz, S. Páll, J. C. Smith, B. Hess, E. Lindahl, “GROMACS: High performance molecular simulations through multi-level parallelism from laptops to supercomputers,” SoftwareX 2015, 1–2, 19–25.</w:t>
+        <w:t>[46] M. J. Abraham, T. Murtola, R. Schulz, S. Páll, J. C. Smith, B. Hess, E. Lindahl, “GROMACS: High performance molecular simulations through multi-level parallelism from laptops to supercomputers,” SoftwareX 2015, 1–2, 19–25.</w:t>
       </w:r>
     </w:p>
     <w:p>
@@ -356,7 +356,7 @@
         <w:spacing w:line="288" w:lineRule="auto"/>
       </w:pPr>
       <w:r>
-        <w:t>[45] W. L. Jorgensen, D. S. Maxwell, J. Tirado-Rives, “Development and Testing of the OPLS All-Atom Force Field on Conformational Energetics and Properties of Organic Liquids,” J. Am. Chem. Soc. 1996, 118, 11225–11236.</w:t>
+        <w:t>[47] W. L. Jorgensen, D. S. Maxwell, J. Tirado-Rives, “Development and Testing of the OPLS All-Atom Force Field on Conformational Energetics and Properties of Organic Liquids,” J. Am. Chem. Soc. 1996, 118, 11225–11236.</w:t>
       </w:r>
     </w:p>
     <w:p>
@@ -364,7 +364,7 @@
         <w:spacing w:line="288" w:lineRule="auto"/>
       </w:pPr>
       <w:r>
-        <w:t>[46] U. Essmann, L. Perera, M. L. Berkowitz, T. Darden, H. Lee, L. G. Pedersen, “A smooth particle mesh Ewald method,” J. Chem. Phys. 1995, 103, 8577–8593.</w:t>
+        <w:t>[48] U. Essmann, L. Perera, M. L. Berkowitz, T. Darden, H. Lee, L. G. Pedersen, “A smooth particle mesh Ewald method,” J. Chem. Phys. 1995, 103, 8577–8593.</w:t>
       </w:r>
     </w:p>
     <w:p>
@@ -372,7 +372,7 @@
         <w:spacing w:line="288" w:lineRule="auto"/>
       </w:pPr>
       <w:r>
-        <w:t>[47] S. Nosé, “A unified formulation of the constant temperature molecular dynamics methods,” J. Chem. Phys. 1984, 81, 511–519.</w:t>
+        <w:t>[49] S. Nosé, “A unified formulation of the constant temperature molecular dynamics methods,” J. Chem. Phys. 1984, 81, 511–519.</w:t>
       </w:r>
     </w:p>
     <w:p>
@@ -380,7 +380,7 @@
         <w:spacing w:line="288" w:lineRule="auto"/>
       </w:pPr>
       <w:r>
-        <w:t>[48] W. G. Hoover, “Canonical dynamics: Equilibrium phase-space distributions,” Phys. Rev. A 1985, 31, 1695–1697.</w:t>
+        <w:t>[50] W. G. Hoover, “Canonical dynamics: Equilibrium phase-space distributions,” Phys. Rev. A 1985, 31, 1695–1697.</w:t>
       </w:r>
     </w:p>
     <w:p>
@@ -388,7 +388,7 @@
         <w:spacing w:line="288" w:lineRule="auto"/>
       </w:pPr>
       <w:r>
-        <w:t>[49] I. Batatia, et al., “A foundation model for atomistic materials chemistry,” arXiv:2401.00096, 2024.</w:t>
+        <w:t>[51] I. Batatia, et al., “A foundation model for atomistic materials chemistry,” arXiv:2401.00096, 2024.</w:t>
       </w:r>
     </w:p>
     <w:p>
@@ -396,7 +396,7 @@
         <w:spacing w:line="288" w:lineRule="auto"/>
       </w:pPr>
       <w:r>
-        <w:t>[50] B. Deng, P. Zhong, K. Jun, J. Riebesell, K. Han, C. J. Bartel, G. Ceder, “CHGNet as a pretrained universal neural network potential for charge-informed atomistic modelling,” Nat. Mach. Intell. 2023, 5, 1031–1041.</w:t>
+        <w:t>[52] B. Deng, P. Zhong, K. Jun, J. Riebesell, K. Han, C. J. Bartel, G. Ceder, “CHGNet as a pretrained universal neural network potential for charge-informed atomistic modelling,” Nat. Mach. Intell. 2023, 5, 1031–1041.</w:t>
       </w:r>
     </w:p>
     <w:sectPr>

--- a/manuscript/Supporting_Information_polyAPC_Angew.docx
+++ b/manuscript/Supporting_Information_polyAPC_Angew.docx
@@ -251,6 +251,2897 @@
           <w:sz w:val="17"/>
         </w:rPr>
         <w:t>Figure S1. Depth-resolved XPS core levels (Al 2p, Si 2p, Cl 2p, Mg 1s, O 1s, C 1s) for bare-APC and poly-APC at etch depths of 0, 10, and 20 nm. Open circles: raw data; grey line: Shirley background; shaded peaks: fitted Gaussian–Lorentzian components; black line: envelope.</w:t>
+      </w:r>
+    </w:p>
+    <w:p>
+      <w:r>
+        <w:rPr>
+          <w:rFonts w:eastAsia="宋体"/>
+          <w:b/>
+          <w:sz w:val="22"/>
+        </w:rPr>
+        <w:t>Mg Full-Cell Performance Benchmark (Literature)</w:t>
+      </w:r>
+    </w:p>
+    <w:p>
+      <w:pPr>
+        <w:spacing w:line="312" w:lineRule="auto"/>
+      </w:pPr>
+      <w:r>
+        <w:t>Table S1 compiles the reported non-aqueous magnesium-metal full cells used for the cycle-life versus Coulombic-efficiency benchmark in Figure 2e. Values are reproduced as stated in the cited sources. The confidence column records how directly each number could be verified (high: confirmed from the abstract or publisher text; med: consistent across secondary sources with the primary PDF inaccessible; low: single secondary source or a 2026 report); low-confidence and 2026 entries are listed for completeness but were not independently confirmed here and should be checked against the primary source before publication. This work is included for reference.</w:t>
+      </w:r>
+    </w:p>
+    <w:tbl>
+      <w:tblPr>
+        <w:tblStyle w:val="TableGrid"/>
+        <w:tblW w:type="auto" w:w="0"/>
+        <w:tblLook w:firstColumn="1" w:firstRow="1" w:lastColumn="0" w:lastRow="0" w:noHBand="0" w:noVBand="1" w:val="04A0"/>
+      </w:tblPr>
+      <w:tblGrid>
+        <w:gridCol w:w="864"/>
+        <w:gridCol w:w="864"/>
+        <w:gridCol w:w="864"/>
+        <w:gridCol w:w="864"/>
+        <w:gridCol w:w="864"/>
+        <w:gridCol w:w="864"/>
+        <w:gridCol w:w="864"/>
+        <w:gridCol w:w="864"/>
+        <w:gridCol w:w="864"/>
+        <w:gridCol w:w="864"/>
+      </w:tblGrid>
+      <w:tr>
+        <w:tc>
+          <w:tcPr>
+            <w:tcW w:type="dxa" w:w="864"/>
+          </w:tcPr>
+          <w:p>
+            <w:r>
+              <w:rPr>
+                <w:rFonts w:eastAsia="宋体"/>
+                <w:b/>
+                <w:sz w:val="13"/>
+              </w:rPr>
+              <w:t>System</w:t>
+            </w:r>
+          </w:p>
+        </w:tc>
+        <w:tc>
+          <w:tcPr>
+            <w:tcW w:type="dxa" w:w="864"/>
+          </w:tcPr>
+          <w:p>
+            <w:r>
+              <w:rPr>
+                <w:rFonts w:eastAsia="宋体"/>
+                <w:b/>
+                <w:sz w:val="13"/>
+              </w:rPr>
+              <w:t>Cathode</w:t>
+            </w:r>
+          </w:p>
+        </w:tc>
+        <w:tc>
+          <w:tcPr>
+            <w:tcW w:type="dxa" w:w="864"/>
+          </w:tcPr>
+          <w:p>
+            <w:r>
+              <w:rPr>
+                <w:rFonts w:eastAsia="宋体"/>
+                <w:b/>
+                <w:sz w:val="13"/>
+              </w:rPr>
+              <w:t>Electrolyte</w:t>
+            </w:r>
+          </w:p>
+        </w:tc>
+        <w:tc>
+          <w:tcPr>
+            <w:tcW w:type="dxa" w:w="864"/>
+          </w:tcPr>
+          <w:p>
+            <w:r>
+              <w:rPr>
+                <w:rFonts w:eastAsia="宋体"/>
+                <w:b/>
+                <w:sz w:val="13"/>
+              </w:rPr>
+              <w:t>Cycles</w:t>
+            </w:r>
+          </w:p>
+        </w:tc>
+        <w:tc>
+          <w:tcPr>
+            <w:tcW w:type="dxa" w:w="864"/>
+          </w:tcPr>
+          <w:p>
+            <w:r>
+              <w:rPr>
+                <w:rFonts w:eastAsia="宋体"/>
+                <w:b/>
+                <w:sz w:val="13"/>
+              </w:rPr>
+              <w:t>CE %</w:t>
+            </w:r>
+          </w:p>
+        </w:tc>
+        <w:tc>
+          <w:tcPr>
+            <w:tcW w:type="dxa" w:w="864"/>
+          </w:tcPr>
+          <w:p>
+            <w:r>
+              <w:rPr>
+                <w:rFonts w:eastAsia="宋体"/>
+                <w:b/>
+                <w:sz w:val="13"/>
+              </w:rPr>
+              <w:t>Ret. %</w:t>
+            </w:r>
+          </w:p>
+        </w:tc>
+        <w:tc>
+          <w:tcPr>
+            <w:tcW w:type="dxa" w:w="864"/>
+          </w:tcPr>
+          <w:p>
+            <w:r>
+              <w:rPr>
+                <w:rFonts w:eastAsia="宋体"/>
+                <w:b/>
+                <w:sz w:val="13"/>
+              </w:rPr>
+              <w:t>Rate (C)</w:t>
+            </w:r>
+          </w:p>
+        </w:tc>
+        <w:tc>
+          <w:tcPr>
+            <w:tcW w:type="dxa" w:w="864"/>
+          </w:tcPr>
+          <w:p>
+            <w:r>
+              <w:rPr>
+                <w:rFonts w:eastAsia="宋体"/>
+                <w:b/>
+                <w:sz w:val="13"/>
+              </w:rPr>
+              <w:t>Year</w:t>
+            </w:r>
+          </w:p>
+        </w:tc>
+        <w:tc>
+          <w:tcPr>
+            <w:tcW w:type="dxa" w:w="864"/>
+          </w:tcPr>
+          <w:p>
+            <w:r>
+              <w:rPr>
+                <w:rFonts w:eastAsia="宋体"/>
+                <w:b/>
+                <w:sz w:val="13"/>
+              </w:rPr>
+              <w:t>DOI</w:t>
+            </w:r>
+          </w:p>
+        </w:tc>
+        <w:tc>
+          <w:tcPr>
+            <w:tcW w:type="dxa" w:w="864"/>
+          </w:tcPr>
+          <w:p>
+            <w:r>
+              <w:rPr>
+                <w:rFonts w:eastAsia="宋体"/>
+                <w:b/>
+                <w:sz w:val="13"/>
+              </w:rPr>
+              <w:t>Conf.</w:t>
+            </w:r>
+          </w:p>
+        </w:tc>
+      </w:tr>
+      <w:tr>
+        <w:tc>
+          <w:tcPr>
+            <w:tcW w:type="dxa" w:w="864"/>
+          </w:tcPr>
+          <w:p>
+            <w:r>
+              <w:rPr>
+                <w:rFonts w:eastAsia="宋体"/>
+                <w:sz w:val="12"/>
+              </w:rPr>
+              <w:t>this work 1C</w:t>
+            </w:r>
+          </w:p>
+        </w:tc>
+        <w:tc>
+          <w:tcPr>
+            <w:tcW w:type="dxa" w:w="864"/>
+          </w:tcPr>
+          <w:p>
+            <w:r>
+              <w:rPr>
+                <w:rFonts w:eastAsia="宋体"/>
+                <w:sz w:val="12"/>
+              </w:rPr>
+              <w:t>Mo6S8</w:t>
+            </w:r>
+          </w:p>
+        </w:tc>
+        <w:tc>
+          <w:tcPr>
+            <w:tcW w:type="dxa" w:w="864"/>
+          </w:tcPr>
+          <w:p>
+            <w:r>
+              <w:rPr>
+                <w:rFonts w:eastAsia="宋体"/>
+                <w:sz w:val="12"/>
+              </w:rPr>
+              <w:t>poly-APC gel</w:t>
+            </w:r>
+          </w:p>
+        </w:tc>
+        <w:tc>
+          <w:tcPr>
+            <w:tcW w:type="dxa" w:w="864"/>
+          </w:tcPr>
+          <w:p>
+            <w:r>
+              <w:rPr>
+                <w:rFonts w:eastAsia="宋体"/>
+                <w:sz w:val="12"/>
+              </w:rPr>
+              <w:t>1592</w:t>
+            </w:r>
+          </w:p>
+        </w:tc>
+        <w:tc>
+          <w:tcPr>
+            <w:tcW w:type="dxa" w:w="864"/>
+          </w:tcPr>
+          <w:p>
+            <w:r>
+              <w:rPr>
+                <w:rFonts w:eastAsia="宋体"/>
+                <w:sz w:val="12"/>
+              </w:rPr>
+              <w:t>99.9</w:t>
+            </w:r>
+          </w:p>
+        </w:tc>
+        <w:tc>
+          <w:tcPr>
+            <w:tcW w:type="dxa" w:w="864"/>
+          </w:tcPr>
+          <w:p>
+            <w:r>
+              <w:rPr>
+                <w:rFonts w:eastAsia="宋体"/>
+                <w:sz w:val="12"/>
+              </w:rPr>
+              <w:t>80</w:t>
+            </w:r>
+          </w:p>
+        </w:tc>
+        <w:tc>
+          <w:tcPr>
+            <w:tcW w:type="dxa" w:w="864"/>
+          </w:tcPr>
+          <w:p>
+            <w:r>
+              <w:rPr>
+                <w:rFonts w:eastAsia="宋体"/>
+                <w:sz w:val="12"/>
+              </w:rPr>
+              <w:t>1.0</w:t>
+            </w:r>
+          </w:p>
+        </w:tc>
+        <w:tc>
+          <w:tcPr>
+            <w:tcW w:type="dxa" w:w="864"/>
+          </w:tcPr>
+          <w:p>
+            <w:r>
+              <w:rPr>
+                <w:rFonts w:eastAsia="宋体"/>
+                <w:sz w:val="12"/>
+              </w:rPr>
+              <w:t>2026</w:t>
+            </w:r>
+          </w:p>
+        </w:tc>
+        <w:tc>
+          <w:tcPr>
+            <w:tcW w:type="dxa" w:w="864"/>
+          </w:tcPr>
+          <w:p>
+            <w:r>
+              <w:rPr>
+                <w:rFonts w:eastAsia="宋体"/>
+                <w:sz w:val="12"/>
+              </w:rPr>
+            </w:r>
+          </w:p>
+        </w:tc>
+        <w:tc>
+          <w:tcPr>
+            <w:tcW w:type="dxa" w:w="864"/>
+          </w:tcPr>
+          <w:p>
+            <w:r>
+              <w:rPr>
+                <w:rFonts w:eastAsia="宋体"/>
+                <w:sz w:val="12"/>
+              </w:rPr>
+            </w:r>
+          </w:p>
+        </w:tc>
+      </w:tr>
+      <w:tr>
+        <w:tc>
+          <w:tcPr>
+            <w:tcW w:type="dxa" w:w="864"/>
+          </w:tcPr>
+          <w:p>
+            <w:r>
+              <w:rPr>
+                <w:rFonts w:eastAsia="宋体"/>
+                <w:sz w:val="12"/>
+              </w:rPr>
+              <w:t>this work 0.5C</w:t>
+            </w:r>
+          </w:p>
+        </w:tc>
+        <w:tc>
+          <w:tcPr>
+            <w:tcW w:type="dxa" w:w="864"/>
+          </w:tcPr>
+          <w:p>
+            <w:r>
+              <w:rPr>
+                <w:rFonts w:eastAsia="宋体"/>
+                <w:sz w:val="12"/>
+              </w:rPr>
+              <w:t>Mo6S8</w:t>
+            </w:r>
+          </w:p>
+        </w:tc>
+        <w:tc>
+          <w:tcPr>
+            <w:tcW w:type="dxa" w:w="864"/>
+          </w:tcPr>
+          <w:p>
+            <w:r>
+              <w:rPr>
+                <w:rFonts w:eastAsia="宋体"/>
+                <w:sz w:val="12"/>
+              </w:rPr>
+              <w:t>poly-APC gel</w:t>
+            </w:r>
+          </w:p>
+        </w:tc>
+        <w:tc>
+          <w:tcPr>
+            <w:tcW w:type="dxa" w:w="864"/>
+          </w:tcPr>
+          <w:p>
+            <w:r>
+              <w:rPr>
+                <w:rFonts w:eastAsia="宋体"/>
+                <w:sz w:val="12"/>
+              </w:rPr>
+              <w:t>842</w:t>
+            </w:r>
+          </w:p>
+        </w:tc>
+        <w:tc>
+          <w:tcPr>
+            <w:tcW w:type="dxa" w:w="864"/>
+          </w:tcPr>
+          <w:p>
+            <w:r>
+              <w:rPr>
+                <w:rFonts w:eastAsia="宋体"/>
+                <w:sz w:val="12"/>
+              </w:rPr>
+              <w:t>99.9</w:t>
+            </w:r>
+          </w:p>
+        </w:tc>
+        <w:tc>
+          <w:tcPr>
+            <w:tcW w:type="dxa" w:w="864"/>
+          </w:tcPr>
+          <w:p>
+            <w:r>
+              <w:rPr>
+                <w:rFonts w:eastAsia="宋体"/>
+                <w:sz w:val="12"/>
+              </w:rPr>
+              <w:t>80</w:t>
+            </w:r>
+          </w:p>
+        </w:tc>
+        <w:tc>
+          <w:tcPr>
+            <w:tcW w:type="dxa" w:w="864"/>
+          </w:tcPr>
+          <w:p>
+            <w:r>
+              <w:rPr>
+                <w:rFonts w:eastAsia="宋体"/>
+                <w:sz w:val="12"/>
+              </w:rPr>
+              <w:t>0.5</w:t>
+            </w:r>
+          </w:p>
+        </w:tc>
+        <w:tc>
+          <w:tcPr>
+            <w:tcW w:type="dxa" w:w="864"/>
+          </w:tcPr>
+          <w:p>
+            <w:r>
+              <w:rPr>
+                <w:rFonts w:eastAsia="宋体"/>
+                <w:sz w:val="12"/>
+              </w:rPr>
+              <w:t>2026</w:t>
+            </w:r>
+          </w:p>
+        </w:tc>
+        <w:tc>
+          <w:tcPr>
+            <w:tcW w:type="dxa" w:w="864"/>
+          </w:tcPr>
+          <w:p>
+            <w:r>
+              <w:rPr>
+                <w:rFonts w:eastAsia="宋体"/>
+                <w:sz w:val="12"/>
+              </w:rPr>
+            </w:r>
+          </w:p>
+        </w:tc>
+        <w:tc>
+          <w:tcPr>
+            <w:tcW w:type="dxa" w:w="864"/>
+          </w:tcPr>
+          <w:p>
+            <w:r>
+              <w:rPr>
+                <w:rFonts w:eastAsia="宋体"/>
+                <w:sz w:val="12"/>
+              </w:rPr>
+            </w:r>
+          </w:p>
+        </w:tc>
+      </w:tr>
+      <w:tr>
+        <w:tc>
+          <w:tcPr>
+            <w:tcW w:type="dxa" w:w="864"/>
+          </w:tcPr>
+          <w:p>
+            <w:r>
+              <w:rPr>
+                <w:rFonts w:eastAsia="宋体"/>
+                <w:sz w:val="12"/>
+              </w:rPr>
+              <w:t>Aurbach 2000</w:t>
+            </w:r>
+          </w:p>
+        </w:tc>
+        <w:tc>
+          <w:tcPr>
+            <w:tcW w:type="dxa" w:w="864"/>
+          </w:tcPr>
+          <w:p>
+            <w:r>
+              <w:rPr>
+                <w:rFonts w:eastAsia="宋体"/>
+                <w:sz w:val="12"/>
+              </w:rPr>
+              <w:t>Mo6S8</w:t>
+            </w:r>
+          </w:p>
+        </w:tc>
+        <w:tc>
+          <w:tcPr>
+            <w:tcW w:type="dxa" w:w="864"/>
+          </w:tcPr>
+          <w:p>
+            <w:r>
+              <w:rPr>
+                <w:rFonts w:eastAsia="宋体"/>
+                <w:sz w:val="12"/>
+              </w:rPr>
+              <w:t>DCC (Grignard)</w:t>
+            </w:r>
+          </w:p>
+        </w:tc>
+        <w:tc>
+          <w:tcPr>
+            <w:tcW w:type="dxa" w:w="864"/>
+          </w:tcPr>
+          <w:p>
+            <w:r>
+              <w:rPr>
+                <w:rFonts w:eastAsia="宋体"/>
+                <w:sz w:val="12"/>
+              </w:rPr>
+              <w:t>2000</w:t>
+            </w:r>
+          </w:p>
+        </w:tc>
+        <w:tc>
+          <w:tcPr>
+            <w:tcW w:type="dxa" w:w="864"/>
+          </w:tcPr>
+          <w:p>
+            <w:r>
+              <w:rPr>
+                <w:rFonts w:eastAsia="宋体"/>
+                <w:sz w:val="12"/>
+              </w:rPr>
+              <w:t>99.5</w:t>
+            </w:r>
+          </w:p>
+        </w:tc>
+        <w:tc>
+          <w:tcPr>
+            <w:tcW w:type="dxa" w:w="864"/>
+          </w:tcPr>
+          <w:p>
+            <w:r>
+              <w:rPr>
+                <w:rFonts w:eastAsia="宋体"/>
+                <w:sz w:val="12"/>
+              </w:rPr>
+              <w:t>85</w:t>
+            </w:r>
+          </w:p>
+        </w:tc>
+        <w:tc>
+          <w:tcPr>
+            <w:tcW w:type="dxa" w:w="864"/>
+          </w:tcPr>
+          <w:p>
+            <w:r>
+              <w:rPr>
+                <w:rFonts w:eastAsia="宋体"/>
+                <w:sz w:val="12"/>
+              </w:rPr>
+              <w:t>0.05</w:t>
+            </w:r>
+          </w:p>
+        </w:tc>
+        <w:tc>
+          <w:tcPr>
+            <w:tcW w:type="dxa" w:w="864"/>
+          </w:tcPr>
+          <w:p>
+            <w:r>
+              <w:rPr>
+                <w:rFonts w:eastAsia="宋体"/>
+                <w:sz w:val="12"/>
+              </w:rPr>
+              <w:t>2000</w:t>
+            </w:r>
+          </w:p>
+        </w:tc>
+        <w:tc>
+          <w:tcPr>
+            <w:tcW w:type="dxa" w:w="864"/>
+          </w:tcPr>
+          <w:p>
+            <w:r>
+              <w:rPr>
+                <w:rFonts w:eastAsia="宋体"/>
+                <w:sz w:val="12"/>
+              </w:rPr>
+              <w:t>10.1038/35037553</w:t>
+            </w:r>
+          </w:p>
+        </w:tc>
+        <w:tc>
+          <w:tcPr>
+            <w:tcW w:type="dxa" w:w="864"/>
+          </w:tcPr>
+          <w:p>
+            <w:r>
+              <w:rPr>
+                <w:rFonts w:eastAsia="宋体"/>
+                <w:sz w:val="12"/>
+              </w:rPr>
+              <w:t>high</w:t>
+            </w:r>
+          </w:p>
+        </w:tc>
+      </w:tr>
+      <w:tr>
+        <w:tc>
+          <w:tcPr>
+            <w:tcW w:type="dxa" w:w="864"/>
+          </w:tcPr>
+          <w:p>
+            <w:r>
+              <w:rPr>
+                <w:rFonts w:eastAsia="宋体"/>
+                <w:sz w:val="12"/>
+              </w:rPr>
+              <w:t>Mohtadi 2012</w:t>
+            </w:r>
+          </w:p>
+        </w:tc>
+        <w:tc>
+          <w:tcPr>
+            <w:tcW w:type="dxa" w:w="864"/>
+          </w:tcPr>
+          <w:p>
+            <w:r>
+              <w:rPr>
+                <w:rFonts w:eastAsia="宋体"/>
+                <w:sz w:val="12"/>
+              </w:rPr>
+              <w:t>Mo6S8</w:t>
+            </w:r>
+          </w:p>
+        </w:tc>
+        <w:tc>
+          <w:tcPr>
+            <w:tcW w:type="dxa" w:w="864"/>
+          </w:tcPr>
+          <w:p>
+            <w:r>
+              <w:rPr>
+                <w:rFonts w:eastAsia="宋体"/>
+                <w:sz w:val="12"/>
+              </w:rPr>
+              <w:t>Mg(BH4)2-LiBH4</w:t>
+            </w:r>
+          </w:p>
+        </w:tc>
+        <w:tc>
+          <w:tcPr>
+            <w:tcW w:type="dxa" w:w="864"/>
+          </w:tcPr>
+          <w:p>
+            <w:r>
+              <w:rPr>
+                <w:rFonts w:eastAsia="宋体"/>
+                <w:sz w:val="12"/>
+              </w:rPr>
+              <w:t>40</w:t>
+            </w:r>
+          </w:p>
+        </w:tc>
+        <w:tc>
+          <w:tcPr>
+            <w:tcW w:type="dxa" w:w="864"/>
+          </w:tcPr>
+          <w:p>
+            <w:r>
+              <w:rPr>
+                <w:rFonts w:eastAsia="宋体"/>
+                <w:sz w:val="12"/>
+              </w:rPr>
+              <w:t>94</w:t>
+            </w:r>
+          </w:p>
+        </w:tc>
+        <w:tc>
+          <w:tcPr>
+            <w:tcW w:type="dxa" w:w="864"/>
+          </w:tcPr>
+          <w:p>
+            <w:r>
+              <w:rPr>
+                <w:rFonts w:eastAsia="宋体"/>
+                <w:sz w:val="12"/>
+              </w:rPr>
+              <w:t>NA</w:t>
+            </w:r>
+          </w:p>
+        </w:tc>
+        <w:tc>
+          <w:tcPr>
+            <w:tcW w:type="dxa" w:w="864"/>
+          </w:tcPr>
+          <w:p>
+            <w:r>
+              <w:rPr>
+                <w:rFonts w:eastAsia="宋体"/>
+                <w:sz w:val="12"/>
+              </w:rPr>
+              <w:t>1.0</w:t>
+            </w:r>
+          </w:p>
+        </w:tc>
+        <w:tc>
+          <w:tcPr>
+            <w:tcW w:type="dxa" w:w="864"/>
+          </w:tcPr>
+          <w:p>
+            <w:r>
+              <w:rPr>
+                <w:rFonts w:eastAsia="宋体"/>
+                <w:sz w:val="12"/>
+              </w:rPr>
+              <w:t>2012</w:t>
+            </w:r>
+          </w:p>
+        </w:tc>
+        <w:tc>
+          <w:tcPr>
+            <w:tcW w:type="dxa" w:w="864"/>
+          </w:tcPr>
+          <w:p>
+            <w:r>
+              <w:rPr>
+                <w:rFonts w:eastAsia="宋体"/>
+                <w:sz w:val="12"/>
+              </w:rPr>
+              <w:t>10.1002/anie.201204913</w:t>
+            </w:r>
+          </w:p>
+        </w:tc>
+        <w:tc>
+          <w:tcPr>
+            <w:tcW w:type="dxa" w:w="864"/>
+          </w:tcPr>
+          <w:p>
+            <w:r>
+              <w:rPr>
+                <w:rFonts w:eastAsia="宋体"/>
+                <w:sz w:val="12"/>
+              </w:rPr>
+              <w:t>med</w:t>
+            </w:r>
+          </w:p>
+        </w:tc>
+      </w:tr>
+      <w:tr>
+        <w:tc>
+          <w:tcPr>
+            <w:tcW w:type="dxa" w:w="864"/>
+          </w:tcPr>
+          <w:p>
+            <w:r>
+              <w:rPr>
+                <w:rFonts w:eastAsia="宋体"/>
+                <w:sz w:val="12"/>
+              </w:rPr>
+              <w:t>Kim 2011</w:t>
+            </w:r>
+          </w:p>
+        </w:tc>
+        <w:tc>
+          <w:tcPr>
+            <w:tcW w:type="dxa" w:w="864"/>
+          </w:tcPr>
+          <w:p>
+            <w:r>
+              <w:rPr>
+                <w:rFonts w:eastAsia="宋体"/>
+                <w:sz w:val="12"/>
+              </w:rPr>
+              <w:t>Mo6S8</w:t>
+            </w:r>
+          </w:p>
+        </w:tc>
+        <w:tc>
+          <w:tcPr>
+            <w:tcW w:type="dxa" w:w="864"/>
+          </w:tcPr>
+          <w:p>
+            <w:r>
+              <w:rPr>
+                <w:rFonts w:eastAsia="宋体"/>
+                <w:sz w:val="12"/>
+              </w:rPr>
+              <w:t>HMDS-AlCl3</w:t>
+            </w:r>
+          </w:p>
+        </w:tc>
+        <w:tc>
+          <w:tcPr>
+            <w:tcW w:type="dxa" w:w="864"/>
+          </w:tcPr>
+          <w:p>
+            <w:r>
+              <w:rPr>
+                <w:rFonts w:eastAsia="宋体"/>
+                <w:sz w:val="12"/>
+              </w:rPr>
+              <w:t>300</w:t>
+            </w:r>
+          </w:p>
+        </w:tc>
+        <w:tc>
+          <w:tcPr>
+            <w:tcW w:type="dxa" w:w="864"/>
+          </w:tcPr>
+          <w:p>
+            <w:r>
+              <w:rPr>
+                <w:rFonts w:eastAsia="宋体"/>
+                <w:sz w:val="12"/>
+              </w:rPr>
+              <w:t>98.5</w:t>
+            </w:r>
+          </w:p>
+        </w:tc>
+        <w:tc>
+          <w:tcPr>
+            <w:tcW w:type="dxa" w:w="864"/>
+          </w:tcPr>
+          <w:p>
+            <w:r>
+              <w:rPr>
+                <w:rFonts w:eastAsia="宋体"/>
+                <w:sz w:val="12"/>
+              </w:rPr>
+              <w:t>NA</w:t>
+            </w:r>
+          </w:p>
+        </w:tc>
+        <w:tc>
+          <w:tcPr>
+            <w:tcW w:type="dxa" w:w="864"/>
+          </w:tcPr>
+          <w:p>
+            <w:r>
+              <w:rPr>
+                <w:rFonts w:eastAsia="宋体"/>
+                <w:sz w:val="12"/>
+              </w:rPr>
+              <w:t>0.2</w:t>
+            </w:r>
+          </w:p>
+        </w:tc>
+        <w:tc>
+          <w:tcPr>
+            <w:tcW w:type="dxa" w:w="864"/>
+          </w:tcPr>
+          <w:p>
+            <w:r>
+              <w:rPr>
+                <w:rFonts w:eastAsia="宋体"/>
+                <w:sz w:val="12"/>
+              </w:rPr>
+              <w:t>2011</w:t>
+            </w:r>
+          </w:p>
+        </w:tc>
+        <w:tc>
+          <w:tcPr>
+            <w:tcW w:type="dxa" w:w="864"/>
+          </w:tcPr>
+          <w:p>
+            <w:r>
+              <w:rPr>
+                <w:rFonts w:eastAsia="宋体"/>
+                <w:sz w:val="12"/>
+              </w:rPr>
+              <w:t>10.1038/ncomms1435</w:t>
+            </w:r>
+          </w:p>
+        </w:tc>
+        <w:tc>
+          <w:tcPr>
+            <w:tcW w:type="dxa" w:w="864"/>
+          </w:tcPr>
+          <w:p>
+            <w:r>
+              <w:rPr>
+                <w:rFonts w:eastAsia="宋体"/>
+                <w:sz w:val="12"/>
+              </w:rPr>
+              <w:t>med</w:t>
+            </w:r>
+          </w:p>
+        </w:tc>
+      </w:tr>
+      <w:tr>
+        <w:tc>
+          <w:tcPr>
+            <w:tcW w:type="dxa" w:w="864"/>
+          </w:tcPr>
+          <w:p>
+            <w:r>
+              <w:rPr>
+                <w:rFonts w:eastAsia="宋体"/>
+                <w:sz w:val="12"/>
+              </w:rPr>
+              <w:t>Pan 2016</w:t>
+            </w:r>
+          </w:p>
+        </w:tc>
+        <w:tc>
+          <w:tcPr>
+            <w:tcW w:type="dxa" w:w="864"/>
+          </w:tcPr>
+          <w:p>
+            <w:r>
+              <w:rPr>
+                <w:rFonts w:eastAsia="宋体"/>
+                <w:sz w:val="12"/>
+              </w:rPr>
+              <w:t>1,4-PAQ (organic)</w:t>
+            </w:r>
+          </w:p>
+        </w:tc>
+        <w:tc>
+          <w:tcPr>
+            <w:tcW w:type="dxa" w:w="864"/>
+          </w:tcPr>
+          <w:p>
+            <w:r>
+              <w:rPr>
+                <w:rFonts w:eastAsia="宋体"/>
+                <w:sz w:val="12"/>
+              </w:rPr>
+              <w:t>Mg(HMDS)2-4MgCl2</w:t>
+            </w:r>
+          </w:p>
+        </w:tc>
+        <w:tc>
+          <w:tcPr>
+            <w:tcW w:type="dxa" w:w="864"/>
+          </w:tcPr>
+          <w:p>
+            <w:r>
+              <w:rPr>
+                <w:rFonts w:eastAsia="宋体"/>
+                <w:sz w:val="12"/>
+              </w:rPr>
+              <w:t>1000</w:t>
+            </w:r>
+          </w:p>
+        </w:tc>
+        <w:tc>
+          <w:tcPr>
+            <w:tcW w:type="dxa" w:w="864"/>
+          </w:tcPr>
+          <w:p>
+            <w:r>
+              <w:rPr>
+                <w:rFonts w:eastAsia="宋体"/>
+                <w:sz w:val="12"/>
+              </w:rPr>
+              <w:t>99.2</w:t>
+            </w:r>
+          </w:p>
+        </w:tc>
+        <w:tc>
+          <w:tcPr>
+            <w:tcW w:type="dxa" w:w="864"/>
+          </w:tcPr>
+          <w:p>
+            <w:r>
+              <w:rPr>
+                <w:rFonts w:eastAsia="宋体"/>
+                <w:sz w:val="12"/>
+              </w:rPr>
+              <w:t>90.4</w:t>
+            </w:r>
+          </w:p>
+        </w:tc>
+        <w:tc>
+          <w:tcPr>
+            <w:tcW w:type="dxa" w:w="864"/>
+          </w:tcPr>
+          <w:p>
+            <w:r>
+              <w:rPr>
+                <w:rFonts w:eastAsia="宋体"/>
+                <w:sz w:val="12"/>
+              </w:rPr>
+              <w:t>1.0</w:t>
+            </w:r>
+          </w:p>
+        </w:tc>
+        <w:tc>
+          <w:tcPr>
+            <w:tcW w:type="dxa" w:w="864"/>
+          </w:tcPr>
+          <w:p>
+            <w:r>
+              <w:rPr>
+                <w:rFonts w:eastAsia="宋体"/>
+                <w:sz w:val="12"/>
+              </w:rPr>
+              <w:t>2016</w:t>
+            </w:r>
+          </w:p>
+        </w:tc>
+        <w:tc>
+          <w:tcPr>
+            <w:tcW w:type="dxa" w:w="864"/>
+          </w:tcPr>
+          <w:p>
+            <w:r>
+              <w:rPr>
+                <w:rFonts w:eastAsia="宋体"/>
+                <w:sz w:val="12"/>
+              </w:rPr>
+              <w:t>10.1002/aenm.201600140</w:t>
+            </w:r>
+          </w:p>
+        </w:tc>
+        <w:tc>
+          <w:tcPr>
+            <w:tcW w:type="dxa" w:w="864"/>
+          </w:tcPr>
+          <w:p>
+            <w:r>
+              <w:rPr>
+                <w:rFonts w:eastAsia="宋体"/>
+                <w:sz w:val="12"/>
+              </w:rPr>
+              <w:t>high</w:t>
+            </w:r>
+          </w:p>
+        </w:tc>
+      </w:tr>
+      <w:tr>
+        <w:tc>
+          <w:tcPr>
+            <w:tcW w:type="dxa" w:w="864"/>
+          </w:tcPr>
+          <w:p>
+            <w:r>
+              <w:rPr>
+                <w:rFonts w:eastAsia="宋体"/>
+                <w:sz w:val="12"/>
+              </w:rPr>
+              <w:t>Yoo 2017</w:t>
+            </w:r>
+          </w:p>
+        </w:tc>
+        <w:tc>
+          <w:tcPr>
+            <w:tcW w:type="dxa" w:w="864"/>
+          </w:tcPr>
+          <w:p>
+            <w:r>
+              <w:rPr>
+                <w:rFonts w:eastAsia="宋体"/>
+                <w:sz w:val="12"/>
+              </w:rPr>
+              <w:t>exp-TiS2</w:t>
+            </w:r>
+          </w:p>
+        </w:tc>
+        <w:tc>
+          <w:tcPr>
+            <w:tcW w:type="dxa" w:w="864"/>
+          </w:tcPr>
+          <w:p>
+            <w:r>
+              <w:rPr>
+                <w:rFonts w:eastAsia="宋体"/>
+                <w:sz w:val="12"/>
+              </w:rPr>
+              <w:t>MgCl2-AlCl3 (MMC)</w:t>
+            </w:r>
+          </w:p>
+        </w:tc>
+        <w:tc>
+          <w:tcPr>
+            <w:tcW w:type="dxa" w:w="864"/>
+          </w:tcPr>
+          <w:p>
+            <w:r>
+              <w:rPr>
+                <w:rFonts w:eastAsia="宋体"/>
+                <w:sz w:val="12"/>
+              </w:rPr>
+              <w:t>400</w:t>
+            </w:r>
+          </w:p>
+        </w:tc>
+        <w:tc>
+          <w:tcPr>
+            <w:tcW w:type="dxa" w:w="864"/>
+          </w:tcPr>
+          <w:p>
+            <w:r>
+              <w:rPr>
+                <w:rFonts w:eastAsia="宋体"/>
+                <w:sz w:val="12"/>
+              </w:rPr>
+              <w:t>99.0</w:t>
+            </w:r>
+          </w:p>
+        </w:tc>
+        <w:tc>
+          <w:tcPr>
+            <w:tcW w:type="dxa" w:w="864"/>
+          </w:tcPr>
+          <w:p>
+            <w:r>
+              <w:rPr>
+                <w:rFonts w:eastAsia="宋体"/>
+                <w:sz w:val="12"/>
+              </w:rPr>
+              <w:t>80</w:t>
+            </w:r>
+          </w:p>
+        </w:tc>
+        <w:tc>
+          <w:tcPr>
+            <w:tcW w:type="dxa" w:w="864"/>
+          </w:tcPr>
+          <w:p>
+            <w:r>
+              <w:rPr>
+                <w:rFonts w:eastAsia="宋体"/>
+                <w:sz w:val="12"/>
+              </w:rPr>
+              <w:t>1.0</w:t>
+            </w:r>
+          </w:p>
+        </w:tc>
+        <w:tc>
+          <w:tcPr>
+            <w:tcW w:type="dxa" w:w="864"/>
+          </w:tcPr>
+          <w:p>
+            <w:r>
+              <w:rPr>
+                <w:rFonts w:eastAsia="宋体"/>
+                <w:sz w:val="12"/>
+              </w:rPr>
+              <w:t>2017</w:t>
+            </w:r>
+          </w:p>
+        </w:tc>
+        <w:tc>
+          <w:tcPr>
+            <w:tcW w:type="dxa" w:w="864"/>
+          </w:tcPr>
+          <w:p>
+            <w:r>
+              <w:rPr>
+                <w:rFonts w:eastAsia="宋体"/>
+                <w:sz w:val="12"/>
+              </w:rPr>
+              <w:t>10.1038/s41467-017-00431-9</w:t>
+            </w:r>
+          </w:p>
+        </w:tc>
+        <w:tc>
+          <w:tcPr>
+            <w:tcW w:type="dxa" w:w="864"/>
+          </w:tcPr>
+          <w:p>
+            <w:r>
+              <w:rPr>
+                <w:rFonts w:eastAsia="宋体"/>
+                <w:sz w:val="12"/>
+              </w:rPr>
+              <w:t>high</w:t>
+            </w:r>
+          </w:p>
+        </w:tc>
+      </w:tr>
+      <w:tr>
+        <w:tc>
+          <w:tcPr>
+            <w:tcW w:type="dxa" w:w="864"/>
+          </w:tcPr>
+          <w:p>
+            <w:r>
+              <w:rPr>
+                <w:rFonts w:eastAsia="宋体"/>
+                <w:sz w:val="12"/>
+              </w:rPr>
+              <w:t>Nguyen 2020</w:t>
+            </w:r>
+          </w:p>
+        </w:tc>
+        <w:tc>
+          <w:tcPr>
+            <w:tcW w:type="dxa" w:w="864"/>
+          </w:tcPr>
+          <w:p>
+            <w:r>
+              <w:rPr>
+                <w:rFonts w:eastAsia="宋体"/>
+                <w:sz w:val="12"/>
+              </w:rPr>
+              <w:t>Mo6S8</w:t>
+            </w:r>
+          </w:p>
+        </w:tc>
+        <w:tc>
+          <w:tcPr>
+            <w:tcW w:type="dxa" w:w="864"/>
+          </w:tcPr>
+          <w:p>
+            <w:r>
+              <w:rPr>
+                <w:rFonts w:eastAsia="宋体"/>
+                <w:sz w:val="12"/>
+              </w:rPr>
+              <w:t>Mg(OTf)2-MgCl2</w:t>
+            </w:r>
+          </w:p>
+        </w:tc>
+        <w:tc>
+          <w:tcPr>
+            <w:tcW w:type="dxa" w:w="864"/>
+          </w:tcPr>
+          <w:p>
+            <w:r>
+              <w:rPr>
+                <w:rFonts w:eastAsia="宋体"/>
+                <w:sz w:val="12"/>
+              </w:rPr>
+              <w:t>100</w:t>
+            </w:r>
+          </w:p>
+        </w:tc>
+        <w:tc>
+          <w:tcPr>
+            <w:tcW w:type="dxa" w:w="864"/>
+          </w:tcPr>
+          <w:p>
+            <w:r>
+              <w:rPr>
+                <w:rFonts w:eastAsia="宋体"/>
+                <w:sz w:val="12"/>
+              </w:rPr>
+              <w:t>99.4</w:t>
+            </w:r>
+          </w:p>
+        </w:tc>
+        <w:tc>
+          <w:tcPr>
+            <w:tcW w:type="dxa" w:w="864"/>
+          </w:tcPr>
+          <w:p>
+            <w:r>
+              <w:rPr>
+                <w:rFonts w:eastAsia="宋体"/>
+                <w:sz w:val="12"/>
+              </w:rPr>
+              <w:t>90.8</w:t>
+            </w:r>
+          </w:p>
+        </w:tc>
+        <w:tc>
+          <w:tcPr>
+            <w:tcW w:type="dxa" w:w="864"/>
+          </w:tcPr>
+          <w:p>
+            <w:r>
+              <w:rPr>
+                <w:rFonts w:eastAsia="宋体"/>
+                <w:sz w:val="12"/>
+              </w:rPr>
+              <w:t>0.1</w:t>
+            </w:r>
+          </w:p>
+        </w:tc>
+        <w:tc>
+          <w:tcPr>
+            <w:tcW w:type="dxa" w:w="864"/>
+          </w:tcPr>
+          <w:p>
+            <w:r>
+              <w:rPr>
+                <w:rFonts w:eastAsia="宋体"/>
+                <w:sz w:val="12"/>
+              </w:rPr>
+              <w:t>2020</w:t>
+            </w:r>
+          </w:p>
+        </w:tc>
+        <w:tc>
+          <w:tcPr>
+            <w:tcW w:type="dxa" w:w="864"/>
+          </w:tcPr>
+          <w:p>
+            <w:r>
+              <w:rPr>
+                <w:rFonts w:eastAsia="宋体"/>
+                <w:sz w:val="12"/>
+              </w:rPr>
+              <w:t>10.1016/j.xcrp.2020.100265</w:t>
+            </w:r>
+          </w:p>
+        </w:tc>
+        <w:tc>
+          <w:tcPr>
+            <w:tcW w:type="dxa" w:w="864"/>
+          </w:tcPr>
+          <w:p>
+            <w:r>
+              <w:rPr>
+                <w:rFonts w:eastAsia="宋体"/>
+                <w:sz w:val="12"/>
+              </w:rPr>
+              <w:t>high</w:t>
+            </w:r>
+          </w:p>
+        </w:tc>
+      </w:tr>
+      <w:tr>
+        <w:tc>
+          <w:tcPr>
+            <w:tcW w:type="dxa" w:w="864"/>
+          </w:tcPr>
+          <w:p>
+            <w:r>
+              <w:rPr>
+                <w:rFonts w:eastAsia="宋体"/>
+                <w:sz w:val="12"/>
+              </w:rPr>
+              <w:t>PTB gel 2023</w:t>
+            </w:r>
+          </w:p>
+        </w:tc>
+        <w:tc>
+          <w:tcPr>
+            <w:tcW w:type="dxa" w:w="864"/>
+          </w:tcPr>
+          <w:p>
+            <w:r>
+              <w:rPr>
+                <w:rFonts w:eastAsia="宋体"/>
+                <w:sz w:val="12"/>
+              </w:rPr>
+              <w:t>Mo6S8</w:t>
+            </w:r>
+          </w:p>
+        </w:tc>
+        <w:tc>
+          <w:tcPr>
+            <w:tcW w:type="dxa" w:w="864"/>
+          </w:tcPr>
+          <w:p>
+            <w:r>
+              <w:rPr>
+                <w:rFonts w:eastAsia="宋体"/>
+                <w:sz w:val="12"/>
+              </w:rPr>
+              <w:t>PTB gel-polymer (APC-derived)</w:t>
+            </w:r>
+          </w:p>
+        </w:tc>
+        <w:tc>
+          <w:tcPr>
+            <w:tcW w:type="dxa" w:w="864"/>
+          </w:tcPr>
+          <w:p>
+            <w:r>
+              <w:rPr>
+                <w:rFonts w:eastAsia="宋体"/>
+                <w:sz w:val="12"/>
+              </w:rPr>
+              <w:t>250</w:t>
+            </w:r>
+          </w:p>
+        </w:tc>
+        <w:tc>
+          <w:tcPr>
+            <w:tcW w:type="dxa" w:w="864"/>
+          </w:tcPr>
+          <w:p>
+            <w:r>
+              <w:rPr>
+                <w:rFonts w:eastAsia="宋体"/>
+                <w:sz w:val="12"/>
+              </w:rPr>
+              <w:t>95.0</w:t>
+            </w:r>
+          </w:p>
+        </w:tc>
+        <w:tc>
+          <w:tcPr>
+            <w:tcW w:type="dxa" w:w="864"/>
+          </w:tcPr>
+          <w:p>
+            <w:r>
+              <w:rPr>
+                <w:rFonts w:eastAsia="宋体"/>
+                <w:sz w:val="12"/>
+              </w:rPr>
+              <w:t>NA</w:t>
+            </w:r>
+          </w:p>
+        </w:tc>
+        <w:tc>
+          <w:tcPr>
+            <w:tcW w:type="dxa" w:w="864"/>
+          </w:tcPr>
+          <w:p>
+            <w:r>
+              <w:rPr>
+                <w:rFonts w:eastAsia="宋体"/>
+                <w:sz w:val="12"/>
+              </w:rPr>
+              <w:t>0.5</w:t>
+            </w:r>
+          </w:p>
+        </w:tc>
+        <w:tc>
+          <w:tcPr>
+            <w:tcW w:type="dxa" w:w="864"/>
+          </w:tcPr>
+          <w:p>
+            <w:r>
+              <w:rPr>
+                <w:rFonts w:eastAsia="宋体"/>
+                <w:sz w:val="12"/>
+              </w:rPr>
+              <w:t>2023</w:t>
+            </w:r>
+          </w:p>
+        </w:tc>
+        <w:tc>
+          <w:tcPr>
+            <w:tcW w:type="dxa" w:w="864"/>
+          </w:tcPr>
+          <w:p>
+            <w:r>
+              <w:rPr>
+                <w:rFonts w:eastAsia="宋体"/>
+                <w:sz w:val="12"/>
+              </w:rPr>
+              <w:t>10.1126/sciadv.adh1181</w:t>
+            </w:r>
+          </w:p>
+        </w:tc>
+        <w:tc>
+          <w:tcPr>
+            <w:tcW w:type="dxa" w:w="864"/>
+          </w:tcPr>
+          <w:p>
+            <w:r>
+              <w:rPr>
+                <w:rFonts w:eastAsia="宋体"/>
+                <w:sz w:val="12"/>
+              </w:rPr>
+              <w:t>med</w:t>
+            </w:r>
+          </w:p>
+        </w:tc>
+      </w:tr>
+      <w:tr>
+        <w:tc>
+          <w:tcPr>
+            <w:tcW w:type="dxa" w:w="864"/>
+          </w:tcPr>
+          <w:p>
+            <w:r>
+              <w:rPr>
+                <w:rFonts w:eastAsia="宋体"/>
+                <w:sz w:val="12"/>
+              </w:rPr>
+              <w:t>MLCC 2023</w:t>
+            </w:r>
+          </w:p>
+        </w:tc>
+        <w:tc>
+          <w:tcPr>
+            <w:tcW w:type="dxa" w:w="864"/>
+          </w:tcPr>
+          <w:p>
+            <w:r>
+              <w:rPr>
+                <w:rFonts w:eastAsia="宋体"/>
+                <w:sz w:val="12"/>
+              </w:rPr>
+              <w:t>Mo6S8</w:t>
+            </w:r>
+          </w:p>
+        </w:tc>
+        <w:tc>
+          <w:tcPr>
+            <w:tcW w:type="dxa" w:w="864"/>
+          </w:tcPr>
+          <w:p>
+            <w:r>
+              <w:rPr>
+                <w:rFonts w:eastAsia="宋体"/>
+                <w:sz w:val="12"/>
+              </w:rPr>
+              <w:t>MgCl2-LiCl all-inorganic</w:t>
+            </w:r>
+          </w:p>
+        </w:tc>
+        <w:tc>
+          <w:tcPr>
+            <w:tcW w:type="dxa" w:w="864"/>
+          </w:tcPr>
+          <w:p>
+            <w:r>
+              <w:rPr>
+                <w:rFonts w:eastAsia="宋体"/>
+                <w:sz w:val="12"/>
+              </w:rPr>
+              <w:t>10000</w:t>
+            </w:r>
+          </w:p>
+        </w:tc>
+        <w:tc>
+          <w:tcPr>
+            <w:tcW w:type="dxa" w:w="864"/>
+          </w:tcPr>
+          <w:p>
+            <w:r>
+              <w:rPr>
+                <w:rFonts w:eastAsia="宋体"/>
+                <w:sz w:val="12"/>
+              </w:rPr>
+              <w:t>99.0</w:t>
+            </w:r>
+          </w:p>
+        </w:tc>
+        <w:tc>
+          <w:tcPr>
+            <w:tcW w:type="dxa" w:w="864"/>
+          </w:tcPr>
+          <w:p>
+            <w:r>
+              <w:rPr>
+                <w:rFonts w:eastAsia="宋体"/>
+                <w:sz w:val="12"/>
+              </w:rPr>
+              <w:t>NA</w:t>
+            </w:r>
+          </w:p>
+        </w:tc>
+        <w:tc>
+          <w:tcPr>
+            <w:tcW w:type="dxa" w:w="864"/>
+          </w:tcPr>
+          <w:p>
+            <w:r>
+              <w:rPr>
+                <w:rFonts w:eastAsia="宋体"/>
+                <w:sz w:val="12"/>
+              </w:rPr>
+              <w:t>50</w:t>
+            </w:r>
+          </w:p>
+        </w:tc>
+        <w:tc>
+          <w:tcPr>
+            <w:tcW w:type="dxa" w:w="864"/>
+          </w:tcPr>
+          <w:p>
+            <w:r>
+              <w:rPr>
+                <w:rFonts w:eastAsia="宋体"/>
+                <w:sz w:val="12"/>
+              </w:rPr>
+              <w:t>2023</w:t>
+            </w:r>
+          </w:p>
+        </w:tc>
+        <w:tc>
+          <w:tcPr>
+            <w:tcW w:type="dxa" w:w="864"/>
+          </w:tcPr>
+          <w:p>
+            <w:r>
+              <w:rPr>
+                <w:rFonts w:eastAsia="宋体"/>
+                <w:sz w:val="12"/>
+              </w:rPr>
+              <w:t>10.1002/eem2.12327</w:t>
+            </w:r>
+          </w:p>
+        </w:tc>
+        <w:tc>
+          <w:tcPr>
+            <w:tcW w:type="dxa" w:w="864"/>
+          </w:tcPr>
+          <w:p>
+            <w:r>
+              <w:rPr>
+                <w:rFonts w:eastAsia="宋体"/>
+                <w:sz w:val="12"/>
+              </w:rPr>
+              <w:t>med</w:t>
+            </w:r>
+          </w:p>
+        </w:tc>
+      </w:tr>
+      <w:tr>
+        <w:tc>
+          <w:tcPr>
+            <w:tcW w:type="dxa" w:w="864"/>
+          </w:tcPr>
+          <w:p>
+            <w:r>
+              <w:rPr>
+                <w:rFonts w:eastAsia="宋体"/>
+                <w:sz w:val="12"/>
+              </w:rPr>
+              <w:t>Yang 2026</w:t>
+            </w:r>
+          </w:p>
+        </w:tc>
+        <w:tc>
+          <w:tcPr>
+            <w:tcW w:type="dxa" w:w="864"/>
+          </w:tcPr>
+          <w:p>
+            <w:r>
+              <w:rPr>
+                <w:rFonts w:eastAsia="宋体"/>
+                <w:sz w:val="12"/>
+              </w:rPr>
+              <w:t>Mo6S8</w:t>
+            </w:r>
+          </w:p>
+        </w:tc>
+        <w:tc>
+          <w:tcPr>
+            <w:tcW w:type="dxa" w:w="864"/>
+          </w:tcPr>
+          <w:p>
+            <w:r>
+              <w:rPr>
+                <w:rFonts w:eastAsia="宋体"/>
+                <w:sz w:val="12"/>
+              </w:rPr>
+              <w:t>TFSI + SiBr4/TMSP</w:t>
+            </w:r>
+          </w:p>
+        </w:tc>
+        <w:tc>
+          <w:tcPr>
+            <w:tcW w:type="dxa" w:w="864"/>
+          </w:tcPr>
+          <w:p>
+            <w:r>
+              <w:rPr>
+                <w:rFonts w:eastAsia="宋体"/>
+                <w:sz w:val="12"/>
+              </w:rPr>
+              <w:t>500</w:t>
+            </w:r>
+          </w:p>
+        </w:tc>
+        <w:tc>
+          <w:tcPr>
+            <w:tcW w:type="dxa" w:w="864"/>
+          </w:tcPr>
+          <w:p>
+            <w:r>
+              <w:rPr>
+                <w:rFonts w:eastAsia="宋体"/>
+                <w:sz w:val="12"/>
+              </w:rPr>
+              <w:t>99.5</w:t>
+            </w:r>
+          </w:p>
+        </w:tc>
+        <w:tc>
+          <w:tcPr>
+            <w:tcW w:type="dxa" w:w="864"/>
+          </w:tcPr>
+          <w:p>
+            <w:r>
+              <w:rPr>
+                <w:rFonts w:eastAsia="宋体"/>
+                <w:sz w:val="12"/>
+              </w:rPr>
+              <w:t>96</w:t>
+            </w:r>
+          </w:p>
+        </w:tc>
+        <w:tc>
+          <w:tcPr>
+            <w:tcW w:type="dxa" w:w="864"/>
+          </w:tcPr>
+          <w:p>
+            <w:r>
+              <w:rPr>
+                <w:rFonts w:eastAsia="宋体"/>
+                <w:sz w:val="12"/>
+              </w:rPr>
+              <w:t>0.5</w:t>
+            </w:r>
+          </w:p>
+        </w:tc>
+        <w:tc>
+          <w:tcPr>
+            <w:tcW w:type="dxa" w:w="864"/>
+          </w:tcPr>
+          <w:p>
+            <w:r>
+              <w:rPr>
+                <w:rFonts w:eastAsia="宋体"/>
+                <w:sz w:val="12"/>
+              </w:rPr>
+              <w:t>2026</w:t>
+            </w:r>
+          </w:p>
+        </w:tc>
+        <w:tc>
+          <w:tcPr>
+            <w:tcW w:type="dxa" w:w="864"/>
+          </w:tcPr>
+          <w:p>
+            <w:r>
+              <w:rPr>
+                <w:rFonts w:eastAsia="宋体"/>
+                <w:sz w:val="12"/>
+              </w:rPr>
+              <w:t>10.1039/D6SC00095A</w:t>
+            </w:r>
+          </w:p>
+        </w:tc>
+        <w:tc>
+          <w:tcPr>
+            <w:tcW w:type="dxa" w:w="864"/>
+          </w:tcPr>
+          <w:p>
+            <w:r>
+              <w:rPr>
+                <w:rFonts w:eastAsia="宋体"/>
+                <w:sz w:val="12"/>
+              </w:rPr>
+              <w:t>low</w:t>
+            </w:r>
+          </w:p>
+        </w:tc>
+      </w:tr>
+      <w:tr>
+        <w:tc>
+          <w:tcPr>
+            <w:tcW w:type="dxa" w:w="864"/>
+          </w:tcPr>
+          <w:p>
+            <w:r>
+              <w:rPr>
+                <w:rFonts w:eastAsia="宋体"/>
+                <w:sz w:val="12"/>
+              </w:rPr>
+              <w:t>Ren 2023</w:t>
+            </w:r>
+          </w:p>
+        </w:tc>
+        <w:tc>
+          <w:tcPr>
+            <w:tcW w:type="dxa" w:w="864"/>
+          </w:tcPr>
+          <w:p>
+            <w:r>
+              <w:rPr>
+                <w:rFonts w:eastAsia="宋体"/>
+                <w:sz w:val="12"/>
+              </w:rPr>
+              <w:t>PAQS (organic)</w:t>
+            </w:r>
+          </w:p>
+        </w:tc>
+        <w:tc>
+          <w:tcPr>
+            <w:tcW w:type="dxa" w:w="864"/>
+          </w:tcPr>
+          <w:p>
+            <w:r>
+              <w:rPr>
+                <w:rFonts w:eastAsia="宋体"/>
+                <w:sz w:val="12"/>
+              </w:rPr>
+              <w:t>APC</w:t>
+            </w:r>
+          </w:p>
+        </w:tc>
+        <w:tc>
+          <w:tcPr>
+            <w:tcW w:type="dxa" w:w="864"/>
+          </w:tcPr>
+          <w:p>
+            <w:r>
+              <w:rPr>
+                <w:rFonts w:eastAsia="宋体"/>
+                <w:sz w:val="12"/>
+              </w:rPr>
+              <w:t>1000</w:t>
+            </w:r>
+          </w:p>
+        </w:tc>
+        <w:tc>
+          <w:tcPr>
+            <w:tcW w:type="dxa" w:w="864"/>
+          </w:tcPr>
+          <w:p>
+            <w:r>
+              <w:rPr>
+                <w:rFonts w:eastAsia="宋体"/>
+                <w:sz w:val="12"/>
+              </w:rPr>
+              <w:t>NA</w:t>
+            </w:r>
+          </w:p>
+        </w:tc>
+        <w:tc>
+          <w:tcPr>
+            <w:tcW w:type="dxa" w:w="864"/>
+          </w:tcPr>
+          <w:p>
+            <w:r>
+              <w:rPr>
+                <w:rFonts w:eastAsia="宋体"/>
+                <w:sz w:val="12"/>
+              </w:rPr>
+              <w:t>99</w:t>
+            </w:r>
+          </w:p>
+        </w:tc>
+        <w:tc>
+          <w:tcPr>
+            <w:tcW w:type="dxa" w:w="864"/>
+          </w:tcPr>
+          <w:p>
+            <w:r>
+              <w:rPr>
+                <w:rFonts w:eastAsia="宋体"/>
+                <w:sz w:val="12"/>
+              </w:rPr>
+              <w:t>5.0</w:t>
+            </w:r>
+          </w:p>
+        </w:tc>
+        <w:tc>
+          <w:tcPr>
+            <w:tcW w:type="dxa" w:w="864"/>
+          </w:tcPr>
+          <w:p>
+            <w:r>
+              <w:rPr>
+                <w:rFonts w:eastAsia="宋体"/>
+                <w:sz w:val="12"/>
+              </w:rPr>
+              <w:t>2023</w:t>
+            </w:r>
+          </w:p>
+        </w:tc>
+        <w:tc>
+          <w:tcPr>
+            <w:tcW w:type="dxa" w:w="864"/>
+          </w:tcPr>
+          <w:p>
+            <w:r>
+              <w:rPr>
+                <w:rFonts w:eastAsia="宋体"/>
+                <w:sz w:val="12"/>
+              </w:rPr>
+              <w:t>10.1016/j.cej.2022.139570</w:t>
+            </w:r>
+          </w:p>
+        </w:tc>
+        <w:tc>
+          <w:tcPr>
+            <w:tcW w:type="dxa" w:w="864"/>
+          </w:tcPr>
+          <w:p>
+            <w:r>
+              <w:rPr>
+                <w:rFonts w:eastAsia="宋体"/>
+                <w:sz w:val="12"/>
+              </w:rPr>
+              <w:t>high</w:t>
+            </w:r>
+          </w:p>
+        </w:tc>
+      </w:tr>
+      <w:tr>
+        <w:tc>
+          <w:tcPr>
+            <w:tcW w:type="dxa" w:w="864"/>
+          </w:tcPr>
+          <w:p>
+            <w:r>
+              <w:rPr>
+                <w:rFonts w:eastAsia="宋体"/>
+                <w:sz w:val="12"/>
+              </w:rPr>
+              <w:t>Chen 2024</w:t>
+            </w:r>
+          </w:p>
+        </w:tc>
+        <w:tc>
+          <w:tcPr>
+            <w:tcW w:type="dxa" w:w="864"/>
+          </w:tcPr>
+          <w:p>
+            <w:r>
+              <w:rPr>
+                <w:rFonts w:eastAsia="宋体"/>
+                <w:sz w:val="12"/>
+              </w:rPr>
+              <w:t>MVOH/rGO</w:t>
+            </w:r>
+          </w:p>
+        </w:tc>
+        <w:tc>
+          <w:tcPr>
+            <w:tcW w:type="dxa" w:w="864"/>
+          </w:tcPr>
+          <w:p>
+            <w:r>
+              <w:rPr>
+                <w:rFonts w:eastAsia="宋体"/>
+                <w:sz w:val="12"/>
+              </w:rPr>
+              <w:t>APC + Mg(TFSI)2</w:t>
+            </w:r>
+          </w:p>
+        </w:tc>
+        <w:tc>
+          <w:tcPr>
+            <w:tcW w:type="dxa" w:w="864"/>
+          </w:tcPr>
+          <w:p>
+            <w:r>
+              <w:rPr>
+                <w:rFonts w:eastAsia="宋体"/>
+                <w:sz w:val="12"/>
+              </w:rPr>
+              <w:t>850</w:t>
+            </w:r>
+          </w:p>
+        </w:tc>
+        <w:tc>
+          <w:tcPr>
+            <w:tcW w:type="dxa" w:w="864"/>
+          </w:tcPr>
+          <w:p>
+            <w:r>
+              <w:rPr>
+                <w:rFonts w:eastAsia="宋体"/>
+                <w:sz w:val="12"/>
+              </w:rPr>
+              <w:t>NA</w:t>
+            </w:r>
+          </w:p>
+        </w:tc>
+        <w:tc>
+          <w:tcPr>
+            <w:tcW w:type="dxa" w:w="864"/>
+          </w:tcPr>
+          <w:p>
+            <w:r>
+              <w:rPr>
+                <w:rFonts w:eastAsia="宋体"/>
+                <w:sz w:val="12"/>
+              </w:rPr>
+              <w:t>84</w:t>
+            </w:r>
+          </w:p>
+        </w:tc>
+        <w:tc>
+          <w:tcPr>
+            <w:tcW w:type="dxa" w:w="864"/>
+          </w:tcPr>
+          <w:p>
+            <w:r>
+              <w:rPr>
+                <w:rFonts w:eastAsia="宋体"/>
+                <w:sz w:val="12"/>
+              </w:rPr>
+              <w:t>0.1</w:t>
+            </w:r>
+          </w:p>
+        </w:tc>
+        <w:tc>
+          <w:tcPr>
+            <w:tcW w:type="dxa" w:w="864"/>
+          </w:tcPr>
+          <w:p>
+            <w:r>
+              <w:rPr>
+                <w:rFonts w:eastAsia="宋体"/>
+                <w:sz w:val="12"/>
+              </w:rPr>
+              <w:t>2024</w:t>
+            </w:r>
+          </w:p>
+        </w:tc>
+        <w:tc>
+          <w:tcPr>
+            <w:tcW w:type="dxa" w:w="864"/>
+          </w:tcPr>
+          <w:p>
+            <w:r>
+              <w:rPr>
+                <w:rFonts w:eastAsia="宋体"/>
+                <w:sz w:val="12"/>
+              </w:rPr>
+              <w:t>10.1007/s40820-024-01410-8</w:t>
+            </w:r>
+          </w:p>
+        </w:tc>
+        <w:tc>
+          <w:tcPr>
+            <w:tcW w:type="dxa" w:w="864"/>
+          </w:tcPr>
+          <w:p>
+            <w:r>
+              <w:rPr>
+                <w:rFonts w:eastAsia="宋体"/>
+                <w:sz w:val="12"/>
+              </w:rPr>
+              <w:t>high</w:t>
+            </w:r>
+          </w:p>
+        </w:tc>
+      </w:tr>
+      <w:tr>
+        <w:tc>
+          <w:tcPr>
+            <w:tcW w:type="dxa" w:w="864"/>
+          </w:tcPr>
+          <w:p>
+            <w:r>
+              <w:rPr>
+                <w:rFonts w:eastAsia="宋体"/>
+                <w:sz w:val="12"/>
+              </w:rPr>
+              <w:t>Qu 2025</w:t>
+            </w:r>
+          </w:p>
+        </w:tc>
+        <w:tc>
+          <w:tcPr>
+            <w:tcW w:type="dxa" w:w="864"/>
+          </w:tcPr>
+          <w:p>
+            <w:r>
+              <w:rPr>
+                <w:rFonts w:eastAsia="宋体"/>
+                <w:sz w:val="12"/>
+              </w:rPr>
+              <w:t>CuSe</w:t>
+            </w:r>
+          </w:p>
+        </w:tc>
+        <w:tc>
+          <w:tcPr>
+            <w:tcW w:type="dxa" w:w="864"/>
+          </w:tcPr>
+          <w:p>
+            <w:r>
+              <w:rPr>
+                <w:rFonts w:eastAsia="宋体"/>
+                <w:sz w:val="12"/>
+              </w:rPr>
+              <w:t>Mg(TFSI)2-MgCl2</w:t>
+            </w:r>
+          </w:p>
+        </w:tc>
+        <w:tc>
+          <w:tcPr>
+            <w:tcW w:type="dxa" w:w="864"/>
+          </w:tcPr>
+          <w:p>
+            <w:r>
+              <w:rPr>
+                <w:rFonts w:eastAsia="宋体"/>
+                <w:sz w:val="12"/>
+              </w:rPr>
+              <w:t>400</w:t>
+            </w:r>
+          </w:p>
+        </w:tc>
+        <w:tc>
+          <w:tcPr>
+            <w:tcW w:type="dxa" w:w="864"/>
+          </w:tcPr>
+          <w:p>
+            <w:r>
+              <w:rPr>
+                <w:rFonts w:eastAsia="宋体"/>
+                <w:sz w:val="12"/>
+              </w:rPr>
+              <w:t>NA</w:t>
+            </w:r>
+          </w:p>
+        </w:tc>
+        <w:tc>
+          <w:tcPr>
+            <w:tcW w:type="dxa" w:w="864"/>
+          </w:tcPr>
+          <w:p>
+            <w:r>
+              <w:rPr>
+                <w:rFonts w:eastAsia="宋体"/>
+                <w:sz w:val="12"/>
+              </w:rPr>
+              <w:t>91</w:t>
+            </w:r>
+          </w:p>
+        </w:tc>
+        <w:tc>
+          <w:tcPr>
+            <w:tcW w:type="dxa" w:w="864"/>
+          </w:tcPr>
+          <w:p>
+            <w:r>
+              <w:rPr>
+                <w:rFonts w:eastAsia="宋体"/>
+                <w:sz w:val="12"/>
+              </w:rPr>
+              <w:t>0.4</w:t>
+            </w:r>
+          </w:p>
+        </w:tc>
+        <w:tc>
+          <w:tcPr>
+            <w:tcW w:type="dxa" w:w="864"/>
+          </w:tcPr>
+          <w:p>
+            <w:r>
+              <w:rPr>
+                <w:rFonts w:eastAsia="宋体"/>
+                <w:sz w:val="12"/>
+              </w:rPr>
+              <w:t>2025</w:t>
+            </w:r>
+          </w:p>
+        </w:tc>
+        <w:tc>
+          <w:tcPr>
+            <w:tcW w:type="dxa" w:w="864"/>
+          </w:tcPr>
+          <w:p>
+            <w:r>
+              <w:rPr>
+                <w:rFonts w:eastAsia="宋体"/>
+                <w:sz w:val="12"/>
+              </w:rPr>
+              <w:t>10.1038/s41467-025-56556-9</w:t>
+            </w:r>
+          </w:p>
+        </w:tc>
+        <w:tc>
+          <w:tcPr>
+            <w:tcW w:type="dxa" w:w="864"/>
+          </w:tcPr>
+          <w:p>
+            <w:r>
+              <w:rPr>
+                <w:rFonts w:eastAsia="宋体"/>
+                <w:sz w:val="12"/>
+              </w:rPr>
+              <w:t>high</w:t>
+            </w:r>
+          </w:p>
+        </w:tc>
+      </w:tr>
+      <w:tr>
+        <w:tc>
+          <w:tcPr>
+            <w:tcW w:type="dxa" w:w="864"/>
+          </w:tcPr>
+          <w:p>
+            <w:r>
+              <w:rPr>
+                <w:rFonts w:eastAsia="宋体"/>
+                <w:sz w:val="12"/>
+              </w:rPr>
+              <w:t>Abouzari 2021</w:t>
+            </w:r>
+          </w:p>
+        </w:tc>
+        <w:tc>
+          <w:tcPr>
+            <w:tcW w:type="dxa" w:w="864"/>
+          </w:tcPr>
+          <w:p>
+            <w:r>
+              <w:rPr>
+                <w:rFonts w:eastAsia="宋体"/>
+                <w:sz w:val="12"/>
+              </w:rPr>
+              <w:t>Cu-porphyrin</w:t>
+            </w:r>
+          </w:p>
+        </w:tc>
+        <w:tc>
+          <w:tcPr>
+            <w:tcW w:type="dxa" w:w="864"/>
+          </w:tcPr>
+          <w:p>
+            <w:r>
+              <w:rPr>
+                <w:rFonts w:eastAsia="宋体"/>
+                <w:sz w:val="12"/>
+              </w:rPr>
+              <w:t>APC</w:t>
+            </w:r>
+          </w:p>
+        </w:tc>
+        <w:tc>
+          <w:tcPr>
+            <w:tcW w:type="dxa" w:w="864"/>
+          </w:tcPr>
+          <w:p>
+            <w:r>
+              <w:rPr>
+                <w:rFonts w:eastAsia="宋体"/>
+                <w:sz w:val="12"/>
+              </w:rPr>
+              <w:t>500</w:t>
+            </w:r>
+          </w:p>
+        </w:tc>
+        <w:tc>
+          <w:tcPr>
+            <w:tcW w:type="dxa" w:w="864"/>
+          </w:tcPr>
+          <w:p>
+            <w:r>
+              <w:rPr>
+                <w:rFonts w:eastAsia="宋体"/>
+                <w:sz w:val="12"/>
+              </w:rPr>
+              <w:t>NA</w:t>
+            </w:r>
+          </w:p>
+        </w:tc>
+        <w:tc>
+          <w:tcPr>
+            <w:tcW w:type="dxa" w:w="864"/>
+          </w:tcPr>
+          <w:p>
+            <w:r>
+              <w:rPr>
+                <w:rFonts w:eastAsia="宋体"/>
+                <w:sz w:val="12"/>
+              </w:rPr>
+              <w:t>NA</w:t>
+            </w:r>
+          </w:p>
+        </w:tc>
+        <w:tc>
+          <w:tcPr>
+            <w:tcW w:type="dxa" w:w="864"/>
+          </w:tcPr>
+          <w:p>
+            <w:r>
+              <w:rPr>
+                <w:rFonts w:eastAsia="宋体"/>
+                <w:sz w:val="12"/>
+              </w:rPr>
+              <w:t>1.0</w:t>
+            </w:r>
+          </w:p>
+        </w:tc>
+        <w:tc>
+          <w:tcPr>
+            <w:tcW w:type="dxa" w:w="864"/>
+          </w:tcPr>
+          <w:p>
+            <w:r>
+              <w:rPr>
+                <w:rFonts w:eastAsia="宋体"/>
+                <w:sz w:val="12"/>
+              </w:rPr>
+              <w:t>2021</w:t>
+            </w:r>
+          </w:p>
+        </w:tc>
+        <w:tc>
+          <w:tcPr>
+            <w:tcW w:type="dxa" w:w="864"/>
+          </w:tcPr>
+          <w:p>
+            <w:r>
+              <w:rPr>
+                <w:rFonts w:eastAsia="宋体"/>
+                <w:sz w:val="12"/>
+              </w:rPr>
+              <w:t>10.1002/cssc.202100340</w:t>
+            </w:r>
+          </w:p>
+        </w:tc>
+        <w:tc>
+          <w:tcPr>
+            <w:tcW w:type="dxa" w:w="864"/>
+          </w:tcPr>
+          <w:p>
+            <w:r>
+              <w:rPr>
+                <w:rFonts w:eastAsia="宋体"/>
+                <w:sz w:val="12"/>
+              </w:rPr>
+              <w:t>high</w:t>
+            </w:r>
+          </w:p>
+        </w:tc>
+      </w:tr>
+      <w:tr>
+        <w:tc>
+          <w:tcPr>
+            <w:tcW w:type="dxa" w:w="864"/>
+          </w:tcPr>
+          <w:p>
+            <w:r>
+              <w:rPr>
+                <w:rFonts w:eastAsia="宋体"/>
+                <w:sz w:val="12"/>
+              </w:rPr>
+              <w:t>Liang 2011</w:t>
+            </w:r>
+          </w:p>
+        </w:tc>
+        <w:tc>
+          <w:tcPr>
+            <w:tcW w:type="dxa" w:w="864"/>
+          </w:tcPr>
+          <w:p>
+            <w:r>
+              <w:rPr>
+                <w:rFonts w:eastAsia="宋体"/>
+                <w:sz w:val="12"/>
+              </w:rPr>
+              <w:t>MoS2</w:t>
+            </w:r>
+          </w:p>
+        </w:tc>
+        <w:tc>
+          <w:tcPr>
+            <w:tcW w:type="dxa" w:w="864"/>
+          </w:tcPr>
+          <w:p>
+            <w:r>
+              <w:rPr>
+                <w:rFonts w:eastAsia="宋体"/>
+                <w:sz w:val="12"/>
+              </w:rPr>
+              <w:t>Mg(AlCl3Bu)2</w:t>
+            </w:r>
+          </w:p>
+        </w:tc>
+        <w:tc>
+          <w:tcPr>
+            <w:tcW w:type="dxa" w:w="864"/>
+          </w:tcPr>
+          <w:p>
+            <w:r>
+              <w:rPr>
+                <w:rFonts w:eastAsia="宋体"/>
+                <w:sz w:val="12"/>
+              </w:rPr>
+              <w:t>50</w:t>
+            </w:r>
+          </w:p>
+        </w:tc>
+        <w:tc>
+          <w:tcPr>
+            <w:tcW w:type="dxa" w:w="864"/>
+          </w:tcPr>
+          <w:p>
+            <w:r>
+              <w:rPr>
+                <w:rFonts w:eastAsia="宋体"/>
+                <w:sz w:val="12"/>
+              </w:rPr>
+              <w:t>NA</w:t>
+            </w:r>
+          </w:p>
+        </w:tc>
+        <w:tc>
+          <w:tcPr>
+            <w:tcW w:type="dxa" w:w="864"/>
+          </w:tcPr>
+          <w:p>
+            <w:r>
+              <w:rPr>
+                <w:rFonts w:eastAsia="宋体"/>
+                <w:sz w:val="12"/>
+              </w:rPr>
+              <w:t>95</w:t>
+            </w:r>
+          </w:p>
+        </w:tc>
+        <w:tc>
+          <w:tcPr>
+            <w:tcW w:type="dxa" w:w="864"/>
+          </w:tcPr>
+          <w:p>
+            <w:r>
+              <w:rPr>
+                <w:rFonts w:eastAsia="宋体"/>
+                <w:sz w:val="12"/>
+              </w:rPr>
+              <w:t>0.1</w:t>
+            </w:r>
+          </w:p>
+        </w:tc>
+        <w:tc>
+          <w:tcPr>
+            <w:tcW w:type="dxa" w:w="864"/>
+          </w:tcPr>
+          <w:p>
+            <w:r>
+              <w:rPr>
+                <w:rFonts w:eastAsia="宋体"/>
+                <w:sz w:val="12"/>
+              </w:rPr>
+              <w:t>2011</w:t>
+            </w:r>
+          </w:p>
+        </w:tc>
+        <w:tc>
+          <w:tcPr>
+            <w:tcW w:type="dxa" w:w="864"/>
+          </w:tcPr>
+          <w:p>
+            <w:r>
+              <w:rPr>
+                <w:rFonts w:eastAsia="宋体"/>
+                <w:sz w:val="12"/>
+              </w:rPr>
+              <w:t>10.1002/adma.201003560</w:t>
+            </w:r>
+          </w:p>
+        </w:tc>
+        <w:tc>
+          <w:tcPr>
+            <w:tcW w:type="dxa" w:w="864"/>
+          </w:tcPr>
+          <w:p>
+            <w:r>
+              <w:rPr>
+                <w:rFonts w:eastAsia="宋体"/>
+                <w:sz w:val="12"/>
+              </w:rPr>
+              <w:t>high</w:t>
+            </w:r>
+          </w:p>
+        </w:tc>
+      </w:tr>
+      <w:tr>
+        <w:tc>
+          <w:tcPr>
+            <w:tcW w:type="dxa" w:w="864"/>
+          </w:tcPr>
+          <w:p>
+            <w:r>
+              <w:rPr>
+                <w:rFonts w:eastAsia="宋体"/>
+                <w:sz w:val="12"/>
+              </w:rPr>
+              <w:t>Gu 2026</w:t>
+            </w:r>
+          </w:p>
+        </w:tc>
+        <w:tc>
+          <w:tcPr>
+            <w:tcW w:type="dxa" w:w="864"/>
+          </w:tcPr>
+          <w:p>
+            <w:r>
+              <w:rPr>
+                <w:rFonts w:eastAsia="宋体"/>
+                <w:sz w:val="12"/>
+              </w:rPr>
+              <w:t>Mo6S8</w:t>
+            </w:r>
+          </w:p>
+        </w:tc>
+        <w:tc>
+          <w:tcPr>
+            <w:tcW w:type="dxa" w:w="864"/>
+          </w:tcPr>
+          <w:p>
+            <w:r>
+              <w:rPr>
+                <w:rFonts w:eastAsia="宋体"/>
+                <w:sz w:val="12"/>
+              </w:rPr>
+              <w:t>Mg(OTf)2 + InBr3/BHFP</w:t>
+            </w:r>
+          </w:p>
+        </w:tc>
+        <w:tc>
+          <w:tcPr>
+            <w:tcW w:type="dxa" w:w="864"/>
+          </w:tcPr>
+          <w:p>
+            <w:r>
+              <w:rPr>
+                <w:rFonts w:eastAsia="宋体"/>
+                <w:sz w:val="12"/>
+              </w:rPr>
+              <w:t>1700</w:t>
+            </w:r>
+          </w:p>
+        </w:tc>
+        <w:tc>
+          <w:tcPr>
+            <w:tcW w:type="dxa" w:w="864"/>
+          </w:tcPr>
+          <w:p>
+            <w:r>
+              <w:rPr>
+                <w:rFonts w:eastAsia="宋体"/>
+                <w:sz w:val="12"/>
+              </w:rPr>
+              <w:t>NA</w:t>
+            </w:r>
+          </w:p>
+        </w:tc>
+        <w:tc>
+          <w:tcPr>
+            <w:tcW w:type="dxa" w:w="864"/>
+          </w:tcPr>
+          <w:p>
+            <w:r>
+              <w:rPr>
+                <w:rFonts w:eastAsia="宋体"/>
+                <w:sz w:val="12"/>
+              </w:rPr>
+              <w:t>83.7</w:t>
+            </w:r>
+          </w:p>
+        </w:tc>
+        <w:tc>
+          <w:tcPr>
+            <w:tcW w:type="dxa" w:w="864"/>
+          </w:tcPr>
+          <w:p>
+            <w:r>
+              <w:rPr>
+                <w:rFonts w:eastAsia="宋体"/>
+                <w:sz w:val="12"/>
+              </w:rPr>
+              <w:t>1.0</w:t>
+            </w:r>
+          </w:p>
+        </w:tc>
+        <w:tc>
+          <w:tcPr>
+            <w:tcW w:type="dxa" w:w="864"/>
+          </w:tcPr>
+          <w:p>
+            <w:r>
+              <w:rPr>
+                <w:rFonts w:eastAsia="宋体"/>
+                <w:sz w:val="12"/>
+              </w:rPr>
+              <w:t>2026</w:t>
+            </w:r>
+          </w:p>
+        </w:tc>
+        <w:tc>
+          <w:tcPr>
+            <w:tcW w:type="dxa" w:w="864"/>
+          </w:tcPr>
+          <w:p>
+            <w:r>
+              <w:rPr>
+                <w:rFonts w:eastAsia="宋体"/>
+                <w:sz w:val="12"/>
+              </w:rPr>
+              <w:t>10.1002/aenm.70844</w:t>
+            </w:r>
+          </w:p>
+        </w:tc>
+        <w:tc>
+          <w:tcPr>
+            <w:tcW w:type="dxa" w:w="864"/>
+          </w:tcPr>
+          <w:p>
+            <w:r>
+              <w:rPr>
+                <w:rFonts w:eastAsia="宋体"/>
+                <w:sz w:val="12"/>
+              </w:rPr>
+              <w:t>low</w:t>
+            </w:r>
+          </w:p>
+        </w:tc>
+      </w:tr>
+      <w:tr>
+        <w:tc>
+          <w:tcPr>
+            <w:tcW w:type="dxa" w:w="864"/>
+          </w:tcPr>
+          <w:p>
+            <w:r>
+              <w:rPr>
+                <w:rFonts w:eastAsia="宋体"/>
+                <w:sz w:val="12"/>
+              </w:rPr>
+              <w:t>Zhang 2026</w:t>
+            </w:r>
+          </w:p>
+        </w:tc>
+        <w:tc>
+          <w:tcPr>
+            <w:tcW w:type="dxa" w:w="864"/>
+          </w:tcPr>
+          <w:p>
+            <w:r>
+              <w:rPr>
+                <w:rFonts w:eastAsia="宋体"/>
+                <w:sz w:val="12"/>
+              </w:rPr>
+              <w:t>Mo6S8</w:t>
+            </w:r>
+          </w:p>
+        </w:tc>
+        <w:tc>
+          <w:tcPr>
+            <w:tcW w:type="dxa" w:w="864"/>
+          </w:tcPr>
+          <w:p>
+            <w:r>
+              <w:rPr>
+                <w:rFonts w:eastAsia="宋体"/>
+                <w:sz w:val="12"/>
+              </w:rPr>
+              <w:t>boron dual-anion (YBTFC)</w:t>
+            </w:r>
+          </w:p>
+        </w:tc>
+        <w:tc>
+          <w:tcPr>
+            <w:tcW w:type="dxa" w:w="864"/>
+          </w:tcPr>
+          <w:p>
+            <w:r>
+              <w:rPr>
+                <w:rFonts w:eastAsia="宋体"/>
+                <w:sz w:val="12"/>
+              </w:rPr>
+              <w:t>4500</w:t>
+            </w:r>
+          </w:p>
+        </w:tc>
+        <w:tc>
+          <w:tcPr>
+            <w:tcW w:type="dxa" w:w="864"/>
+          </w:tcPr>
+          <w:p>
+            <w:r>
+              <w:rPr>
+                <w:rFonts w:eastAsia="宋体"/>
+                <w:sz w:val="12"/>
+              </w:rPr>
+              <w:t>NA</w:t>
+            </w:r>
+          </w:p>
+        </w:tc>
+        <w:tc>
+          <w:tcPr>
+            <w:tcW w:type="dxa" w:w="864"/>
+          </w:tcPr>
+          <w:p>
+            <w:r>
+              <w:rPr>
+                <w:rFonts w:eastAsia="宋体"/>
+                <w:sz w:val="12"/>
+              </w:rPr>
+              <w:t>NA</w:t>
+            </w:r>
+          </w:p>
+        </w:tc>
+        <w:tc>
+          <w:tcPr>
+            <w:tcW w:type="dxa" w:w="864"/>
+          </w:tcPr>
+          <w:p>
+            <w:r>
+              <w:rPr>
+                <w:rFonts w:eastAsia="宋体"/>
+                <w:sz w:val="12"/>
+              </w:rPr>
+              <w:t>3.0</w:t>
+            </w:r>
+          </w:p>
+        </w:tc>
+        <w:tc>
+          <w:tcPr>
+            <w:tcW w:type="dxa" w:w="864"/>
+          </w:tcPr>
+          <w:p>
+            <w:r>
+              <w:rPr>
+                <w:rFonts w:eastAsia="宋体"/>
+                <w:sz w:val="12"/>
+              </w:rPr>
+              <w:t>2026</w:t>
+            </w:r>
+          </w:p>
+        </w:tc>
+        <w:tc>
+          <w:tcPr>
+            <w:tcW w:type="dxa" w:w="864"/>
+          </w:tcPr>
+          <w:p>
+            <w:r>
+              <w:rPr>
+                <w:rFonts w:eastAsia="宋体"/>
+                <w:sz w:val="12"/>
+              </w:rPr>
+              <w:t>10.1002/adfm.202520292</w:t>
+            </w:r>
+          </w:p>
+        </w:tc>
+        <w:tc>
+          <w:tcPr>
+            <w:tcW w:type="dxa" w:w="864"/>
+          </w:tcPr>
+          <w:p>
+            <w:r>
+              <w:rPr>
+                <w:rFonts w:eastAsia="宋体"/>
+                <w:sz w:val="12"/>
+              </w:rPr>
+              <w:t>low</w:t>
+            </w:r>
+          </w:p>
+        </w:tc>
+      </w:tr>
+      <w:tr>
+        <w:tc>
+          <w:tcPr>
+            <w:tcW w:type="dxa" w:w="864"/>
+          </w:tcPr>
+          <w:p>
+            <w:r>
+              <w:rPr>
+                <w:rFonts w:eastAsia="宋体"/>
+                <w:sz w:val="12"/>
+              </w:rPr>
+              <w:t>Xiang 2026</w:t>
+            </w:r>
+          </w:p>
+        </w:tc>
+        <w:tc>
+          <w:tcPr>
+            <w:tcW w:type="dxa" w:w="864"/>
+          </w:tcPr>
+          <w:p>
+            <w:r>
+              <w:rPr>
+                <w:rFonts w:eastAsia="宋体"/>
+                <w:sz w:val="12"/>
+              </w:rPr>
+              <w:t>Mo6S8</w:t>
+            </w:r>
+          </w:p>
+        </w:tc>
+        <w:tc>
+          <w:tcPr>
+            <w:tcW w:type="dxa" w:w="864"/>
+          </w:tcPr>
+          <w:p>
+            <w:r>
+              <w:rPr>
+                <w:rFonts w:eastAsia="宋体"/>
+                <w:sz w:val="12"/>
+              </w:rPr>
+              <w:t>(nanoconfined Mg)</w:t>
+            </w:r>
+          </w:p>
+        </w:tc>
+        <w:tc>
+          <w:tcPr>
+            <w:tcW w:type="dxa" w:w="864"/>
+          </w:tcPr>
+          <w:p>
+            <w:r>
+              <w:rPr>
+                <w:rFonts w:eastAsia="宋体"/>
+                <w:sz w:val="12"/>
+              </w:rPr>
+              <w:t>3000</w:t>
+            </w:r>
+          </w:p>
+        </w:tc>
+        <w:tc>
+          <w:tcPr>
+            <w:tcW w:type="dxa" w:w="864"/>
+          </w:tcPr>
+          <w:p>
+            <w:r>
+              <w:rPr>
+                <w:rFonts w:eastAsia="宋体"/>
+                <w:sz w:val="12"/>
+              </w:rPr>
+              <w:t>NA</w:t>
+            </w:r>
+          </w:p>
+        </w:tc>
+        <w:tc>
+          <w:tcPr>
+            <w:tcW w:type="dxa" w:w="864"/>
+          </w:tcPr>
+          <w:p>
+            <w:r>
+              <w:rPr>
+                <w:rFonts w:eastAsia="宋体"/>
+                <w:sz w:val="12"/>
+              </w:rPr>
+              <w:t>NA</w:t>
+            </w:r>
+          </w:p>
+        </w:tc>
+        <w:tc>
+          <w:tcPr>
+            <w:tcW w:type="dxa" w:w="864"/>
+          </w:tcPr>
+          <w:p>
+            <w:r>
+              <w:rPr>
+                <w:rFonts w:eastAsia="宋体"/>
+                <w:sz w:val="12"/>
+              </w:rPr>
+              <w:t>1.0</w:t>
+            </w:r>
+          </w:p>
+        </w:tc>
+        <w:tc>
+          <w:tcPr>
+            <w:tcW w:type="dxa" w:w="864"/>
+          </w:tcPr>
+          <w:p>
+            <w:r>
+              <w:rPr>
+                <w:rFonts w:eastAsia="宋体"/>
+                <w:sz w:val="12"/>
+              </w:rPr>
+              <w:t>2026</w:t>
+            </w:r>
+          </w:p>
+        </w:tc>
+        <w:tc>
+          <w:tcPr>
+            <w:tcW w:type="dxa" w:w="864"/>
+          </w:tcPr>
+          <w:p>
+            <w:r>
+              <w:rPr>
+                <w:rFonts w:eastAsia="宋体"/>
+                <w:sz w:val="12"/>
+              </w:rPr>
+              <w:t>10.1002/adma.202520754</w:t>
+            </w:r>
+          </w:p>
+        </w:tc>
+        <w:tc>
+          <w:tcPr>
+            <w:tcW w:type="dxa" w:w="864"/>
+          </w:tcPr>
+          <w:p>
+            <w:r>
+              <w:rPr>
+                <w:rFonts w:eastAsia="宋体"/>
+                <w:sz w:val="12"/>
+              </w:rPr>
+              <w:t>low</w:t>
+            </w:r>
+          </w:p>
+        </w:tc>
+      </w:tr>
+    </w:tbl>
+    <w:p>
+      <w:r>
+        <w:rPr>
+          <w:sz w:val="17"/>
+        </w:rPr>
+        <w:t>Table S1. Reported non-aqueous Mg-metal full cells (electrolyte, cathode, cycle life, Coulombic efficiency, capacity retention, rate) underlying the Figure 2e Pareto benchmark.</w:t>
       </w:r>
     </w:p>
     <w:p>

--- a/manuscript/Supporting_Information_polyAPC_Angew.docx
+++ b/manuscript/Supporting_Information_polyAPC_Angew.docx
@@ -2709,432 +2709,6 @@
           </w:p>
         </w:tc>
       </w:tr>
-      <w:tr>
-        <w:tc>
-          <w:tcPr>
-            <w:tcW w:type="dxa" w:w="864"/>
-          </w:tcPr>
-          <w:p>
-            <w:r>
-              <w:rPr>
-                <w:rFonts w:eastAsia="宋体"/>
-                <w:sz w:val="12"/>
-              </w:rPr>
-              <w:t>Gu 2026</w:t>
-            </w:r>
-          </w:p>
-        </w:tc>
-        <w:tc>
-          <w:tcPr>
-            <w:tcW w:type="dxa" w:w="864"/>
-          </w:tcPr>
-          <w:p>
-            <w:r>
-              <w:rPr>
-                <w:rFonts w:eastAsia="宋体"/>
-                <w:sz w:val="12"/>
-              </w:rPr>
-              <w:t>Mo6S8</w:t>
-            </w:r>
-          </w:p>
-        </w:tc>
-        <w:tc>
-          <w:tcPr>
-            <w:tcW w:type="dxa" w:w="864"/>
-          </w:tcPr>
-          <w:p>
-            <w:r>
-              <w:rPr>
-                <w:rFonts w:eastAsia="宋体"/>
-                <w:sz w:val="12"/>
-              </w:rPr>
-              <w:t>Mg(OTf)2 + InBr3/BHFP</w:t>
-            </w:r>
-          </w:p>
-        </w:tc>
-        <w:tc>
-          <w:tcPr>
-            <w:tcW w:type="dxa" w:w="864"/>
-          </w:tcPr>
-          <w:p>
-            <w:r>
-              <w:rPr>
-                <w:rFonts w:eastAsia="宋体"/>
-                <w:sz w:val="12"/>
-              </w:rPr>
-              <w:t>1700</w:t>
-            </w:r>
-          </w:p>
-        </w:tc>
-        <w:tc>
-          <w:tcPr>
-            <w:tcW w:type="dxa" w:w="864"/>
-          </w:tcPr>
-          <w:p>
-            <w:r>
-              <w:rPr>
-                <w:rFonts w:eastAsia="宋体"/>
-                <w:sz w:val="12"/>
-              </w:rPr>
-              <w:t>NA</w:t>
-            </w:r>
-          </w:p>
-        </w:tc>
-        <w:tc>
-          <w:tcPr>
-            <w:tcW w:type="dxa" w:w="864"/>
-          </w:tcPr>
-          <w:p>
-            <w:r>
-              <w:rPr>
-                <w:rFonts w:eastAsia="宋体"/>
-                <w:sz w:val="12"/>
-              </w:rPr>
-              <w:t>83.7</w:t>
-            </w:r>
-          </w:p>
-        </w:tc>
-        <w:tc>
-          <w:tcPr>
-            <w:tcW w:type="dxa" w:w="864"/>
-          </w:tcPr>
-          <w:p>
-            <w:r>
-              <w:rPr>
-                <w:rFonts w:eastAsia="宋体"/>
-                <w:sz w:val="12"/>
-              </w:rPr>
-              <w:t>1.0</w:t>
-            </w:r>
-          </w:p>
-        </w:tc>
-        <w:tc>
-          <w:tcPr>
-            <w:tcW w:type="dxa" w:w="864"/>
-          </w:tcPr>
-          <w:p>
-            <w:r>
-              <w:rPr>
-                <w:rFonts w:eastAsia="宋体"/>
-                <w:sz w:val="12"/>
-              </w:rPr>
-              <w:t>2026</w:t>
-            </w:r>
-          </w:p>
-        </w:tc>
-        <w:tc>
-          <w:tcPr>
-            <w:tcW w:type="dxa" w:w="864"/>
-          </w:tcPr>
-          <w:p>
-            <w:r>
-              <w:rPr>
-                <w:rFonts w:eastAsia="宋体"/>
-                <w:sz w:val="12"/>
-              </w:rPr>
-              <w:t>10.1002/aenm.70844</w:t>
-            </w:r>
-          </w:p>
-        </w:tc>
-        <w:tc>
-          <w:tcPr>
-            <w:tcW w:type="dxa" w:w="864"/>
-          </w:tcPr>
-          <w:p>
-            <w:r>
-              <w:rPr>
-                <w:rFonts w:eastAsia="宋体"/>
-                <w:sz w:val="12"/>
-              </w:rPr>
-              <w:t>low</w:t>
-            </w:r>
-          </w:p>
-        </w:tc>
-      </w:tr>
-      <w:tr>
-        <w:tc>
-          <w:tcPr>
-            <w:tcW w:type="dxa" w:w="864"/>
-          </w:tcPr>
-          <w:p>
-            <w:r>
-              <w:rPr>
-                <w:rFonts w:eastAsia="宋体"/>
-                <w:sz w:val="12"/>
-              </w:rPr>
-              <w:t>Zhang 2026</w:t>
-            </w:r>
-          </w:p>
-        </w:tc>
-        <w:tc>
-          <w:tcPr>
-            <w:tcW w:type="dxa" w:w="864"/>
-          </w:tcPr>
-          <w:p>
-            <w:r>
-              <w:rPr>
-                <w:rFonts w:eastAsia="宋体"/>
-                <w:sz w:val="12"/>
-              </w:rPr>
-              <w:t>Mo6S8</w:t>
-            </w:r>
-          </w:p>
-        </w:tc>
-        <w:tc>
-          <w:tcPr>
-            <w:tcW w:type="dxa" w:w="864"/>
-          </w:tcPr>
-          <w:p>
-            <w:r>
-              <w:rPr>
-                <w:rFonts w:eastAsia="宋体"/>
-                <w:sz w:val="12"/>
-              </w:rPr>
-              <w:t>boron dual-anion (YBTFC)</w:t>
-            </w:r>
-          </w:p>
-        </w:tc>
-        <w:tc>
-          <w:tcPr>
-            <w:tcW w:type="dxa" w:w="864"/>
-          </w:tcPr>
-          <w:p>
-            <w:r>
-              <w:rPr>
-                <w:rFonts w:eastAsia="宋体"/>
-                <w:sz w:val="12"/>
-              </w:rPr>
-              <w:t>4500</w:t>
-            </w:r>
-          </w:p>
-        </w:tc>
-        <w:tc>
-          <w:tcPr>
-            <w:tcW w:type="dxa" w:w="864"/>
-          </w:tcPr>
-          <w:p>
-            <w:r>
-              <w:rPr>
-                <w:rFonts w:eastAsia="宋体"/>
-                <w:sz w:val="12"/>
-              </w:rPr>
-              <w:t>NA</w:t>
-            </w:r>
-          </w:p>
-        </w:tc>
-        <w:tc>
-          <w:tcPr>
-            <w:tcW w:type="dxa" w:w="864"/>
-          </w:tcPr>
-          <w:p>
-            <w:r>
-              <w:rPr>
-                <w:rFonts w:eastAsia="宋体"/>
-                <w:sz w:val="12"/>
-              </w:rPr>
-              <w:t>NA</w:t>
-            </w:r>
-          </w:p>
-        </w:tc>
-        <w:tc>
-          <w:tcPr>
-            <w:tcW w:type="dxa" w:w="864"/>
-          </w:tcPr>
-          <w:p>
-            <w:r>
-              <w:rPr>
-                <w:rFonts w:eastAsia="宋体"/>
-                <w:sz w:val="12"/>
-              </w:rPr>
-              <w:t>3.0</w:t>
-            </w:r>
-          </w:p>
-        </w:tc>
-        <w:tc>
-          <w:tcPr>
-            <w:tcW w:type="dxa" w:w="864"/>
-          </w:tcPr>
-          <w:p>
-            <w:r>
-              <w:rPr>
-                <w:rFonts w:eastAsia="宋体"/>
-                <w:sz w:val="12"/>
-              </w:rPr>
-              <w:t>2026</w:t>
-            </w:r>
-          </w:p>
-        </w:tc>
-        <w:tc>
-          <w:tcPr>
-            <w:tcW w:type="dxa" w:w="864"/>
-          </w:tcPr>
-          <w:p>
-            <w:r>
-              <w:rPr>
-                <w:rFonts w:eastAsia="宋体"/>
-                <w:sz w:val="12"/>
-              </w:rPr>
-              <w:t>10.1002/adfm.202520292</w:t>
-            </w:r>
-          </w:p>
-        </w:tc>
-        <w:tc>
-          <w:tcPr>
-            <w:tcW w:type="dxa" w:w="864"/>
-          </w:tcPr>
-          <w:p>
-            <w:r>
-              <w:rPr>
-                <w:rFonts w:eastAsia="宋体"/>
-                <w:sz w:val="12"/>
-              </w:rPr>
-              <w:t>low</w:t>
-            </w:r>
-          </w:p>
-        </w:tc>
-      </w:tr>
-      <w:tr>
-        <w:tc>
-          <w:tcPr>
-            <w:tcW w:type="dxa" w:w="864"/>
-          </w:tcPr>
-          <w:p>
-            <w:r>
-              <w:rPr>
-                <w:rFonts w:eastAsia="宋体"/>
-                <w:sz w:val="12"/>
-              </w:rPr>
-              <w:t>Xiang 2026</w:t>
-            </w:r>
-          </w:p>
-        </w:tc>
-        <w:tc>
-          <w:tcPr>
-            <w:tcW w:type="dxa" w:w="864"/>
-          </w:tcPr>
-          <w:p>
-            <w:r>
-              <w:rPr>
-                <w:rFonts w:eastAsia="宋体"/>
-                <w:sz w:val="12"/>
-              </w:rPr>
-              <w:t>Mo6S8</w:t>
-            </w:r>
-          </w:p>
-        </w:tc>
-        <w:tc>
-          <w:tcPr>
-            <w:tcW w:type="dxa" w:w="864"/>
-          </w:tcPr>
-          <w:p>
-            <w:r>
-              <w:rPr>
-                <w:rFonts w:eastAsia="宋体"/>
-                <w:sz w:val="12"/>
-              </w:rPr>
-              <w:t>(nanoconfined Mg)</w:t>
-            </w:r>
-          </w:p>
-        </w:tc>
-        <w:tc>
-          <w:tcPr>
-            <w:tcW w:type="dxa" w:w="864"/>
-          </w:tcPr>
-          <w:p>
-            <w:r>
-              <w:rPr>
-                <w:rFonts w:eastAsia="宋体"/>
-                <w:sz w:val="12"/>
-              </w:rPr>
-              <w:t>3000</w:t>
-            </w:r>
-          </w:p>
-        </w:tc>
-        <w:tc>
-          <w:tcPr>
-            <w:tcW w:type="dxa" w:w="864"/>
-          </w:tcPr>
-          <w:p>
-            <w:r>
-              <w:rPr>
-                <w:rFonts w:eastAsia="宋体"/>
-                <w:sz w:val="12"/>
-              </w:rPr>
-              <w:t>NA</w:t>
-            </w:r>
-          </w:p>
-        </w:tc>
-        <w:tc>
-          <w:tcPr>
-            <w:tcW w:type="dxa" w:w="864"/>
-          </w:tcPr>
-          <w:p>
-            <w:r>
-              <w:rPr>
-                <w:rFonts w:eastAsia="宋体"/>
-                <w:sz w:val="12"/>
-              </w:rPr>
-              <w:t>NA</w:t>
-            </w:r>
-          </w:p>
-        </w:tc>
-        <w:tc>
-          <w:tcPr>
-            <w:tcW w:type="dxa" w:w="864"/>
-          </w:tcPr>
-          <w:p>
-            <w:r>
-              <w:rPr>
-                <w:rFonts w:eastAsia="宋体"/>
-                <w:sz w:val="12"/>
-              </w:rPr>
-              <w:t>1.0</w:t>
-            </w:r>
-          </w:p>
-        </w:tc>
-        <w:tc>
-          <w:tcPr>
-            <w:tcW w:type="dxa" w:w="864"/>
-          </w:tcPr>
-          <w:p>
-            <w:r>
-              <w:rPr>
-                <w:rFonts w:eastAsia="宋体"/>
-                <w:sz w:val="12"/>
-              </w:rPr>
-              <w:t>2026</w:t>
-            </w:r>
-          </w:p>
-        </w:tc>
-        <w:tc>
-          <w:tcPr>
-            <w:tcW w:type="dxa" w:w="864"/>
-          </w:tcPr>
-          <w:p>
-            <w:r>
-              <w:rPr>
-                <w:rFonts w:eastAsia="宋体"/>
-                <w:sz w:val="12"/>
-              </w:rPr>
-              <w:t>10.1002/adma.202520754</w:t>
-            </w:r>
-          </w:p>
-        </w:tc>
-        <w:tc>
-          <w:tcPr>
-            <w:tcW w:type="dxa" w:w="864"/>
-          </w:tcPr>
-          <w:p>
-            <w:r>
-              <w:rPr>
-                <w:rFonts w:eastAsia="宋体"/>
-                <w:sz w:val="12"/>
-              </w:rPr>
-              <w:t>low</w:t>
-            </w:r>
-          </w:p>
-        </w:tc>
-      </w:tr>
     </w:tbl>
     <w:p>
       <w:r>
